--- a/docs/base_line(new).docx
+++ b/docs/base_line(new).docx
@@ -2881,73 +2881,6 @@
       <w:bookmarkEnd w:id="4"/>
     </w:p>
     <w:p>
-      <w:r>
-        <w:t xml:space="preserve">All maintenance services in the system are predefined and configurable through the </w:t>
-      </w:r>
-      <w:proofErr w:type="spellStart"/>
-      <w:r>
-        <w:rPr>
-          <w:rFonts w:ascii="Consolas" w:hAnsi="Consolas" w:cs="Consolas"/>
-        </w:rPr>
-        <w:t>service_intervals.json</w:t>
-      </w:r>
-      <w:proofErr w:type="spellEnd"/>
-      <w:r>
-        <w:t xml:space="preserve"> file. The system does not dynamically generate new service types at runtime.</w:t>
-      </w:r>
-    </w:p>
-    <w:p>
-      <w:pPr>
-        <w:rPr>
-          <w:b/>
-          <w:bCs/>
-        </w:rPr>
-      </w:pPr>
-      <w:r>
-        <w:rPr>
-          <w:b/>
-          <w:bCs/>
-        </w:rPr>
-        <w:t>Maintenance Status Definitions:</w:t>
-      </w:r>
-    </w:p>
-    <w:p>
-      <w:pPr>
-        <w:pStyle w:val="ListParagraph"/>
-        <w:numPr>
-          <w:ilvl w:val="0"/>
-          <w:numId w:val="28"/>
-        </w:numPr>
-      </w:pPr>
-      <w:r>
-        <w:t>OK: The service is within acceptable limits and does not require attention.</w:t>
-      </w:r>
-    </w:p>
-    <w:p>
-      <w:pPr>
-        <w:pStyle w:val="ListParagraph"/>
-        <w:numPr>
-          <w:ilvl w:val="0"/>
-          <w:numId w:val="28"/>
-        </w:numPr>
-      </w:pPr>
-      <w:r>
-        <w:t>Due Soon: The service has reached the minimum threshold (mileage or time) and should be scheduled soon.</w:t>
-      </w:r>
-    </w:p>
-    <w:p>
-      <w:pPr>
-        <w:pStyle w:val="ListParagraph"/>
-        <w:numPr>
-          <w:ilvl w:val="0"/>
-          <w:numId w:val="28"/>
-        </w:numPr>
-      </w:pPr>
-      <w:r>
-        <w:t>Overdue: The service has exceeded the maximum threshold and requires immediate attention.</w:t>
-      </w:r>
-    </w:p>
-    <w:p>
       <w:pPr>
         <w:rPr>
           <w:b/>
@@ -2986,10 +2919,7 @@
         </w:numPr>
       </w:pPr>
       <w:r>
-        <w:t xml:space="preserve">FR1.2: </w:t>
-      </w:r>
-      <w:r>
-        <w:t>The system shall validate that mileage input is numeric and greater than zero.</w:t>
+        <w:t>FR1.2: The system shall reject non-numeric or zero/negative milage input and display an error message within 1 second.</w:t>
       </w:r>
     </w:p>
     <w:p>
@@ -3002,26 +2932,7 @@
         <w:rPr/>
       </w:pPr>
       <w:r>
-        <w:rPr/>
-        <w:t xml:space="preserve">FR1.3: </w:t>
-      </w:r>
-      <w:r>
-        <w:rPr/>
-        <w:t>The system shall prevent mileage entries less than previously recorded mileage.</w:t>
-      </w:r>
-    </w:p>
-    <w:p>
-      <w:pPr>
-        <w:pStyle w:val="ListParagraph"/>
-        <w:numPr>
-          <w:ilvl w:val="0"/>
-          <w:numId w:val="1"/>
-        </w:numPr>
-        <w:rPr/>
-      </w:pPr>
-      <w:r>
-        <w:rPr/>
-        <w:t>FR1.4: The system shall display vehicle information after the mileage has been updated.</w:t>
+        <w:t>FR1.3: The system shall reject mileage entries lower than the most recently recorded mileage and display an error message indicating the minimum accepted value.</w:t>
       </w:r>
     </w:p>
     <w:p>
@@ -3063,10 +2974,7 @@
         </w:numPr>
       </w:pPr>
       <w:r>
-        <w:t xml:space="preserve">FR2.2: </w:t>
-      </w:r>
-      <w:r>
-        <w:t>The system shall allow users to record the mileage at which each maintenance item was last performed.</w:t>
+        <w:t>FR2.2: The system shall allow users to record the mileage at which each maintenance item was last performed, accepting values between 0 and 999,999 miles.</w:t>
       </w:r>
     </w:p>
     <w:p>
@@ -3078,11 +2986,7 @@
         </w:numPr>
       </w:pPr>
       <w:r>
-        <w:lastRenderedPageBreak/>
-        <w:t xml:space="preserve">FR2.3: </w:t>
-      </w:r>
-      <w:r>
-        <w:t>The system shall calculate the next due mileage for each maintenance item based on last service mileage + service interval.</w:t>
+        <w:t>FR2.3: The system shall calculate the next due mileage for each maintenance item based on last service mileage + service interval, displayed as a whole number in miles.</w:t>
       </w:r>
     </w:p>
     <w:p>
@@ -3133,7 +3037,7 @@
         </w:numPr>
       </w:pPr>
       <w:r>
-        <w:t>FR3.3: The system shall categorize recommendations as “Overdue”, “Due Soon”, or “OK”.</w:t>
+        <w:t>FR3.3: The system shall categorize each maintenance item as “Overdue” (current mileage &gt;= next due mileage), “Due Soon” (next due mileage is within 1,000 miles of current mileage), or “OK” (next due mileage is more than 1,000 miles away).</w:t>
       </w:r>
     </w:p>
     <w:p>
@@ -3160,7 +3064,7 @@
         </w:numPr>
       </w:pPr>
       <w:r>
-        <w:t>FR4.1: The system shall allow users to mark maintenance items as completed with date and mileage.</w:t>
+        <w:t>FR4.1: The system shall allow users to mark a maintenance item as completed, recording the completion date (MM/DD/YYYY format) and mileage at time of completion.</w:t>
       </w:r>
     </w:p>
     <w:p>
@@ -3173,48 +3077,7 @@
         <w:rPr/>
       </w:pPr>
       <w:r>
-        <w:rPr/>
-        <w:t xml:space="preserve">FR4.2: The system shall </w:t>
-      </w:r>
-      <w:r>
-        <w:rPr/>
-        <w:t>maintain</w:t>
-      </w:r>
-      <w:r>
-        <w:rPr/>
-        <w:t xml:space="preserve"> a history of all completed maintenance with timestamps.</w:t>
-      </w:r>
-    </w:p>
-    <w:p>
-      <w:pPr>
-        <w:pStyle w:val="ListParagraph"/>
-        <w:numPr>
-          <w:ilvl w:val="0"/>
-          <w:numId w:val="18"/>
-        </w:numPr>
-        <w:rPr/>
-      </w:pPr>
-      <w:r>
-        <w:rPr/>
-        <w:t xml:space="preserve">FR4.3: The system shall check that dates follow the required </w:t>
-      </w:r>
-      <w:r>
-        <w:rPr>
-          <w:rFonts w:ascii="Consolas" w:hAnsi="Consolas" w:cs="Consolas"/>
-        </w:rPr>
-        <w:t>YYYY-MM-DD</w:t>
-      </w:r>
-      <w:r>
-        <w:rPr/>
-        <w:t xml:space="preserve"> format and </w:t>
-      </w:r>
-      <w:r>
-        <w:rPr/>
-        <w:t xml:space="preserve">reject </w:t>
-      </w:r>
-      <w:r>
-        <w:rPr/>
-        <w:t>invalid entries. It also prevents future dates from being entered.</w:t>
+        <w:t>FR4.2: The system shall retain a complete history of all completed maintenance entries, each including item name, completion date, and mileage, with no automatic deletion.</w:t>
       </w:r>
     </w:p>
     <w:p>
@@ -3265,7 +3128,7 @@
         </w:numPr>
       </w:pPr>
       <w:r>
-        <w:t>FR5.3: The system shall require each vehicle to have a unique identifier (e.g., nickname or license plate) within a user’s account.</w:t>
+        <w:t>FR5.3: The system shall require each vehicle to have a unique nickname or license plate identifier within a user’s account, between 1 and 30 characters.</w:t>
       </w:r>
     </w:p>
     <w:p>
@@ -3277,7 +3140,7 @@
         </w:numPr>
       </w:pPr>
       <w:r>
-        <w:t>FR5.4: The system shall display a list of all vehicles showing vehicle name and current maintenance status for each.</w:t>
+        <w:t>FR5.4: The system shall display a list of all vehicles showing vehicle name and an overall status of “Overdue”, “Due Soon”, or “OK” based on the highest-priority maintenance item for that vehicle.</w:t>
       </w:r>
     </w:p>
     <w:p>
@@ -3289,67 +3152,7 @@
         </w:numPr>
       </w:pPr>
       <w:r>
-        <w:t>FR5.5: The system shall allow users to select a specific vehicle to view detailed maintenance recommendations.</w:t>
-      </w:r>
-    </w:p>
-    <w:p>
-      <w:pPr>
-        <w:rPr>
-          <w:b/>
-          <w:bCs/>
-        </w:rPr>
-      </w:pPr>
-      <w:r>
-        <w:rPr>
-          <w:b/>
-          <w:bCs/>
-        </w:rPr>
-        <w:t>FR5: Multiple Vehicles</w:t>
-      </w:r>
-    </w:p>
-    <w:p>
-      <w:pPr>
-        <w:pStyle w:val="ListParagraph"/>
-        <w:numPr>
-          <w:ilvl w:val="0"/>
-          <w:numId w:val="37"/>
-        </w:numPr>
-      </w:pPr>
-      <w:r>
-        <w:t xml:space="preserve">FR6.1: </w:t>
-      </w:r>
-      <w:r>
-        <w:t>The system shall retrieve the user’s current location via their address when the mechanic finder feature is accessed.</w:t>
-      </w:r>
-    </w:p>
-    <w:p>
-      <w:pPr>
-        <w:pStyle w:val="ListParagraph"/>
-        <w:numPr>
-          <w:ilvl w:val="0"/>
-          <w:numId w:val="37"/>
-        </w:numPr>
-      </w:pPr>
-      <w:r>
-        <w:t xml:space="preserve">FR6.2: </w:t>
-      </w:r>
-      <w:r>
-        <w:t>The system shall display mechanic finder results only when a vehicle has one or more maintenance items categorized as “Overdue” or “Due Soon”.</w:t>
-      </w:r>
-    </w:p>
-    <w:p>
-      <w:pPr>
-        <w:pStyle w:val="ListParagraph"/>
-        <w:numPr>
-          <w:ilvl w:val="0"/>
-          <w:numId w:val="37"/>
-        </w:numPr>
-      </w:pPr>
-      <w:r>
-        <w:t xml:space="preserve">FR6.3: </w:t>
-      </w:r>
-      <w:r>
-        <w:t>The system shall display each mechanic result with the following information: business name, address, and phone number if available.</w:t>
+        <w:t>FR5.5: The system shall allow users to select a specific vehicle and display its detailed maintenance recommendations within 2 seconds.</w:t>
       </w:r>
     </w:p>
     <w:p>
@@ -3364,16 +3167,6 @@
       </w:r>
       <w:bookmarkEnd w:id="5"/>
       <w:bookmarkEnd w:id="6"/>
-    </w:p>
-    <w:p>
-      <w:r>
-        <w:t>The system shall maintain consistent performance, with CLI response times under 1 second for standard operations (e.g., loading vehicles, displaying recommendations) under normal usage conditions.</w:t>
-      </w:r>
-    </w:p>
-    <w:p>
-      <w:r>
-        <w:t>The system shall be maintainable through a modular architecture using the Model-View-Controller (MVC) pattern, allowing developers to modify or extend components (e.g., adding new services or data sources) without affecting unrelated parts of the system.</w:t>
-      </w:r>
     </w:p>
     <w:p>
       <w:pPr>
@@ -3411,7 +3204,7 @@
         </w:numPr>
       </w:pPr>
       <w:r>
-        <w:t>NFR1.2: The system shall support at least 100 concurrent users without degradation.</w:t>
+        <w:t>NFR1.2: The system shall support at least 100 concurrent users without response time exceeding 2 seconds for any individual request.</w:t>
       </w:r>
     </w:p>
     <w:p>
@@ -3438,7 +3231,7 @@
         </w:numPr>
       </w:pPr>
       <w:r>
-        <w:t>NFR2.1: The system shall be accessible via standard web browsers (Chrome, Firefox, Safari, Edge).</w:t>
+        <w:t>NFR2.1: The system shall be accessible via standard web browsers (Chrome, Firefox, Safari, Edge) without requiring additional plugins or extensions.</w:t>
       </w:r>
     </w:p>
     <w:p>
@@ -3489,7 +3282,7 @@
         </w:numPr>
       </w:pPr>
       <w:r>
-        <w:t>NFR3.1: The system shall have 99% uptime during business hours (8AM – 8PM).</w:t>
+        <w:t>NFR3.1: The system shall maintain 99% uptime during business hours (8AM - 8PM local time), measured on a monthly basis.</w:t>
       </w:r>
     </w:p>
     <w:p>
@@ -3501,7 +3294,7 @@
         </w:numPr>
       </w:pPr>
       <w:r>
-        <w:t>NFR3.2: User data shall be persisted and survive the system restarts without loss.</w:t>
+        <w:t>NFR3.2: User data shall be persisted and survive system restarts without loss, verified by successful data retrieval following any unplanned restart.</w:t>
       </w:r>
     </w:p>
     <w:p>
@@ -3528,7 +3321,7 @@
         </w:numPr>
       </w:pPr>
       <w:r>
-        <w:t>NFR4.1: User accounts require authentication before accessing vehicle data.</w:t>
+        <w:t>NFR4.1: The system shall require authenticated login before granting access to any vehicle or maintenance data.</w:t>
       </w:r>
     </w:p>
     <w:p>
@@ -3540,7 +3333,7 @@
         </w:numPr>
       </w:pPr>
       <w:r>
-        <w:t>NFR4.2: Passwords shall be encrypted using industry-standard hashing algorithm.</w:t>
+        <w:t>NFR4.2: Passwords shall be stored using a cryptographic hashing algorithm with a minimum of 256-bit security (e.g., bcrypt or SHA-256).</w:t>
       </w:r>
     </w:p>
     <w:p>
@@ -3567,7 +3360,7 @@
         </w:numPr>
       </w:pPr>
       <w:r>
-        <w:t>NFR5.1: The system shall use a modular architecture allowing individual component updates.</w:t>
+        <w:t>NFR5.1: The system shall use a modular architecture such that any single component can be updated or replaced without modifying more than one other module.</w:t>
       </w:r>
     </w:p>
     <w:p>
@@ -3579,7 +3372,7 @@
         </w:numPr>
       </w:pPr>
       <w:r>
-        <w:t>NFR5.2: Code shall include inline comments for complex business logic sections.</w:t>
+        <w:t>NFR5.2: Code shall include inline comments for all complex business logic sections, with a minimum of one comment per function exceeding 15 lines.</w:t>
       </w:r>
     </w:p>
     <w:p>
@@ -3988,60 +3781,6 @@
       </w:r>
     </w:p>
     <w:p>
-      <w:r>
-        <w:t xml:space="preserve">Although </w:t>
-      </w:r>
-      <w:proofErr w:type="spellStart"/>
-      <w:r>
-        <w:t>MotorMinder</w:t>
-      </w:r>
-      <w:proofErr w:type="spellEnd"/>
-      <w:r>
-        <w:t xml:space="preserve"> uses a CLI rather than a graphical interface, it still follows the MVC pattern:</w:t>
-      </w:r>
-    </w:p>
-    <w:p>
-      <w:pPr>
-        <w:pStyle w:val="ListParagraph"/>
-        <w:numPr>
-          <w:ilvl w:val="0"/>
-          <w:numId w:val="30"/>
-        </w:numPr>
-      </w:pPr>
-      <w:r>
-        <w:t>The CLI acts as the View, handling user input and output</w:t>
-      </w:r>
-    </w:p>
-    <w:p>
-      <w:pPr>
-        <w:pStyle w:val="ListParagraph"/>
-        <w:numPr>
-          <w:ilvl w:val="0"/>
-          <w:numId w:val="30"/>
-        </w:numPr>
-      </w:pPr>
-      <w:r>
-        <w:t>The Controller processes user commands and coordinates system behavior</w:t>
-      </w:r>
-    </w:p>
-    <w:p>
-      <w:pPr>
-        <w:pStyle w:val="ListParagraph"/>
-        <w:numPr>
-          <w:ilvl w:val="0"/>
-          <w:numId w:val="30"/>
-        </w:numPr>
-      </w:pPr>
-      <w:r>
-        <w:t>The Model manages data and business logic</w:t>
-      </w:r>
-    </w:p>
-    <w:p>
-      <w:r>
-        <w:t>The Controller functions as an adapter between the CLI and the data/model layer, ensuring that user actions are correctly translated into system operations and responses.</w:t>
-      </w:r>
-    </w:p>
-    <w:p>
       <w:pPr>
         <w:pStyle w:val="Heading3"/>
       </w:pPr>
@@ -4176,12 +3915,11 @@
       <w:r>
         <w:rPr>
           <w:b/>
-          <w:bCs/>
         </w:rPr>
-        <w:t>Benefit:</w:t>
-      </w:r>
-      <w:r>
-        <w:t xml:space="preserve"> Promotes separation of concerns, easier maintenance, and scalability.</w:t>
+        <w:t xml:space="preserve">Why MVC: </w:t>
+      </w:r>
+      <w:r>
+        <w:t>MotorMinder’s core challenge is keeping the maintenance recommendation logic independent from how it is displayed. Without MVC, a change to the terminal output format would require digging through the same file that calculates service intervals, making both harder to test and modify. By placing CLI interaction in cli.py, business logic in controller.py, and persistence in data_handler.py, each layer can be updated or replaced independently. This paid off directly in Sprint 3 when the entire view and persistence layers were replaced with React and Firestore. The business rules in maintenanceService.js implement the same OK, Due Soon, and Overdue thresholds as controller.py, and the rewrite also corrected a known limitation: the Python version approximated months as 30-day periods, while the JavaScript version uses proper calendar-aware arithmetic. MVC made it possible to improve the core logic in isolation without touching the display or data layers.</w:t>
       </w:r>
     </w:p>
     <w:p>
@@ -4274,12 +4012,11 @@
       <w:r>
         <w:rPr>
           <w:b/>
-          <w:bCs/>
         </w:rPr>
-        <w:t>Benefit:</w:t>
-      </w:r>
-      <w:r>
-        <w:t xml:space="preserve"> Centralizes data access and persistence, prevents conflicting data states.</w:t>
+        <w:t xml:space="preserve">Why Singleton: </w:t>
+      </w:r>
+      <w:r>
+        <w:t>If multiple instances of DataHandler existed simultaneously, each would hold its own in-memory copy of vehicles.json. A write made through one instance would not be visible to the other, leading to silent data loss or vehicles appearing to revert after being updated. Because MotorMinder uses a flat JSON file as its persistence layer rather than a database with transaction support, the Singleton guarantees that all reads and writes go through exactly one in-memory state, keeping the file and runtime data consistent at all times.</w:t>
       </w:r>
     </w:p>
     <w:p>
@@ -4352,12 +4089,11 @@
       <w:r>
         <w:rPr>
           <w:b/>
-          <w:bCs/>
         </w:rPr>
-        <w:t>Benefit:</w:t>
-      </w:r>
-      <w:r>
-        <w:t xml:space="preserve"> Simplifies user input handling, makes adding new commands straightforward.</w:t>
+        <w:t xml:space="preserve">Why Command Pattern: </w:t>
+      </w:r>
+      <w:r>
+        <w:t>In cli.py, the main menu is implemented as a dictionary that maps user input strings to method references (actions = {'1': self.list_vehicles, '2': self.add_vehicle, ...}). The dispatcher then calls whichever method matches the input with no conditional branching. This means adding a new top-level command requires exactly two changes: a new method and a new dictionary entry. No existing dispatch logic is touched, and there is no risk of breaking an existing menu option. The value of this becomes clear when compared to edit_vehicle(), which uses a traditional if/elif chain for its sub-menu. That method is noticeably harder to extend because any new edit option requires inserting another elif branch into an already long conditional block.</w:t>
       </w:r>
     </w:p>
     <w:p>
@@ -4514,6 +4250,50 @@
       <w:proofErr w:type="spellEnd"/>
       <w:r>
         <w:t xml:space="preserve"> instance.</w:t>
+      </w:r>
+    </w:p>
+    <w:p>
+      <w:pPr>
+        <w:pStyle w:val="Heading3"/>
+      </w:pPr>
+      <w:r>
+        <w:t>Design Trade-Off Discussion</w:t>
+      </w:r>
+    </w:p>
+    <w:p>
+      <w:pPr/>
+      <w:r>
+        <w:rPr>
+          <w:b/>
+        </w:rPr>
+        <w:t xml:space="preserve">MVC vs. a single-file script: </w:t>
+      </w:r>
+      <w:r>
+        <w:t>A single-file script would have been faster to write for the Sprint 1 prototype but would have made the Sprint 3 migration to React significantly harder. Because business logic was isolated in its own layer, the Sprint 3 rewrite could focus on improving the implementation (such as replacing 30-day month approximations with calendar-aware date arithmetic) without having to untangle display or persistence code at the same time. The main limitation is that MVC adds more files than a small project strictly needs, which increases onboarding time for new contributors unfamiliar with the structure.</w:t>
+      </w:r>
+    </w:p>
+    <w:p>
+      <w:pPr/>
+      <w:r>
+        <w:rPr>
+          <w:b/>
+        </w:rPr>
+        <w:t xml:space="preserve">Singleton vs. dependency injection: </w:t>
+      </w:r>
+      <w:r>
+        <w:t>Dependency injection would have made the DataHandler easier to swap out in unit tests, which is exactly the problem we encountered in Sprint 2 when the Singleton’s cached instance prevented tests from using isolated temp files. We resolved this by resetting _instance in each test’s setUp, but this is a workaround rather than a clean solution. The Singleton was the right choice for production use given the flat-file persistence model, but a future refactor toward dependency injection would improve testability.</w:t>
+      </w:r>
+    </w:p>
+    <w:p>
+      <w:pPr/>
+      <w:r>
+        <w:rPr>
+          <w:b/>
+        </w:rPr>
+        <w:t xml:space="preserve">Command pattern vs. a simple menu loop: </w:t>
+      </w:r>
+      <w:r>
+        <w:t>The codebase itself illustrates this trade-off directly. The main menu in run() uses the Command pattern via a dictionary dispatcher and is clean and easy to extend. The sub-menu inside edit_vehicle() uses a plain if/elif chain and is already harder to extend as a result. The limitation of the Command pattern at this scale is that it adds a small layer of indirection that can feel like over-engineering for a six-option menu. For a project this size, either approach is defensible; the dictionary-based dispatcher earns its complexity by making the main menu consistently extensible.</w:t>
       </w:r>
     </w:p>
     <w:p>
@@ -4786,1828 +4566,1617 @@
       <w:pPr>
         <w:pStyle w:val="Heading2"/>
       </w:pPr>
-      <w:bookmarkStart w:name="_Toc224912785" w:id="23"/>
       <w:r>
         <w:t>Testing Plan</w:t>
       </w:r>
-      <w:bookmarkEnd w:id="23"/>
-    </w:p>
-    <w:p>
-      <w:r>
-        <w:t>Testing in Sprint 1 focuses on validating the core functionality of the MVP, including data handling, vehicle and service logic, and basic user interaction through the terminal-based prototype. Because the system uses simulated vehicle data, testing is limited to logical correct</w:t>
-      </w:r>
-      <w:r>
-        <w:t>n</w:t>
-      </w:r>
-      <w:r>
-        <w:t>ess rather than real-world accuracy.</w:t>
+    </w:p>
+    <w:p>
+      <w:pPr/>
+      <w:r>
+        <w:t>Sprint 3 testing covers both the legacy Python CLI (MVP) and the new React + Firebase web application. The MVP is tested using pytest with full coverage reporting. The web application is tested using Vitest, targeting the business logic service layer.</w:t>
       </w:r>
     </w:p>
     <w:p>
       <w:pPr>
         <w:pStyle w:val="Heading3"/>
       </w:pPr>
-      <w:bookmarkStart w:name="_Toc224912786" w:id="24"/>
       <w:r>
         <w:t>Testing Objectives</w:t>
       </w:r>
-      <w:bookmarkEnd w:id="24"/>
     </w:p>
     <w:p>
       <w:pPr>
         <w:pStyle w:val="ListParagraph"/>
-        <w:numPr>
-          <w:ilvl w:val="0"/>
-          <w:numId w:val="3"/>
-        </w:numPr>
-      </w:pPr>
-      <w:r>
-        <w:t xml:space="preserve">Verify </w:t>
-      </w:r>
-      <w:r>
-        <w:t>vehicle data is correctly loaded, stored, and persisted in JSON format</w:t>
+      </w:pPr>
+      <w:r>
+        <w:t>Verify all 41 MVP unit and integration tests pass cleanly after Singleton refactor</w:t>
       </w:r>
     </w:p>
     <w:p>
       <w:pPr>
         <w:pStyle w:val="ListParagraph"/>
-        <w:numPr>
-          <w:ilvl w:val="0"/>
-          <w:numId w:val="3"/>
-        </w:numPr>
-      </w:pPr>
-      <w:r>
-        <w:t xml:space="preserve">Ensure maintenance service </w:t>
-      </w:r>
-      <w:r>
-        <w:t xml:space="preserve">status (OK, Due Soon, Overdue, Missing) is calculated accurately based on mileage and date rules from </w:t>
-      </w:r>
-      <w:proofErr w:type="spellStart"/>
-      <w:r>
-        <w:rPr>
-          <w:rFonts w:ascii="Consolas" w:hAnsi="Consolas" w:cs="Consolas"/>
-        </w:rPr>
-        <w:t>service_</w:t>
-      </w:r>
-      <w:proofErr w:type="gramStart"/>
-      <w:r>
-        <w:rPr>
-          <w:rFonts w:ascii="Consolas" w:hAnsi="Consolas" w:cs="Consolas"/>
-        </w:rPr>
-        <w:t>intervals.json</w:t>
-      </w:r>
-      <w:proofErr w:type="spellEnd"/>
-      <w:proofErr w:type="gramEnd"/>
+      </w:pPr>
+      <w:r>
+        <w:t>Validate web service logic for maintenance status, mechanic lookup, service intervals, and service logging</w:t>
+      </w:r>
     </w:p>
     <w:p>
       <w:pPr>
         <w:pStyle w:val="ListParagraph"/>
-        <w:numPr>
-          <w:ilvl w:val="0"/>
-          <w:numId w:val="3"/>
-        </w:numPr>
-      </w:pPr>
-      <w:r>
-        <w:lastRenderedPageBreak/>
-        <w:t xml:space="preserve">Validate </w:t>
-      </w:r>
-      <w:r>
-        <w:t>user interaction flows through the CLI menu and vehicle management operations</w:t>
+      </w:pPr>
+      <w:r>
+        <w:t>Establish baseline coverage metrics for both codebases</w:t>
       </w:r>
     </w:p>
     <w:p>
       <w:pPr>
         <w:pStyle w:val="ListParagraph"/>
-        <w:numPr>
-          <w:ilvl w:val="0"/>
-          <w:numId w:val="3"/>
-        </w:numPr>
-      </w:pPr>
-      <w:r>
-        <w:t>Identify and document defects early in development</w:t>
+      </w:pPr>
+      <w:r>
+        <w:t>Identify and document any defects introduced during the Sprint 2 to Sprint 3 migration</w:t>
       </w:r>
     </w:p>
     <w:p>
       <w:pPr>
         <w:pStyle w:val="Heading3"/>
       </w:pPr>
-      <w:bookmarkStart w:name="_Toc224912787" w:id="25"/>
-      <w:r>
-        <w:t>Test Framework &amp; Automation</w:t>
-      </w:r>
-    </w:p>
-    <w:p>
-      <w:r>
-        <w:t xml:space="preserve">The project uses </w:t>
-      </w:r>
+      <w:r>
+        <w:t>Types of Testing</w:t>
+      </w:r>
+    </w:p>
+    <w:p>
+      <w:pPr>
+        <w:pStyle w:val="Heading4"/>
+      </w:pPr>
+      <w:r>
+        <w:t>Unit Testing</w:t>
+      </w:r>
+    </w:p>
+    <w:p>
+      <w:pPr/>
+      <w:r>
+        <w:t>Unit tests target individual classes and methods in isolation. The MVP suite covers cli.py, controller.py, data_handler.py, models.py, and view.py. The web suite covers four service modules: maintenanceService.js, mechanicService.js, serviceIntervalService.js, and serviceLogService.js</w:t>
+      </w:r>
+    </w:p>
+    <w:p>
+      <w:pPr>
+        <w:pStyle w:val="Heading4"/>
+      </w:pPr>
+      <w:r>
+        <w:t>Integration Testing</w:t>
+      </w:r>
+    </w:p>
+    <w:p>
+      <w:pPr/>
+      <w:r>
+        <w:t>Integration tests verify interactions between major components. The MVP suite includes 17 integration tests across four groups: VehicleLifecycleIntegration, ServiceWorkflowIntegration, MechanicLookupIntegration, and CLIControllerIntegration. These tests confirm correct data flow from CLI through controller to persistence layer.</w:t>
+      </w:r>
+    </w:p>
+    <w:p>
+      <w:pPr>
+        <w:pStyle w:val="Heading4"/>
+      </w:pPr>
+      <w:r>
+        <w:t>System Testing</w:t>
+      </w:r>
+    </w:p>
+    <w:p>
+      <w:pPr/>
+      <w:r>
+        <w:t>System testing is performed manually by running the web application end-to-end in the browser. Testers verify that vehicles can be added, mileage updated, service history logged, and maintenance recommendations displayed correctly under normal usage conditions.</w:t>
+      </w:r>
+    </w:p>
+    <w:p>
+      <w:pPr>
+        <w:pStyle w:val="Heading3"/>
+      </w:pPr>
+      <w:r>
+        <w:t>Test Environment</w:t>
+      </w:r>
+    </w:p>
+    <w:p>
+      <w:pPr>
+        <w:pStyle w:val="ListParagraph"/>
+      </w:pPr>
+      <w:r>
+        <w:t>MVP: Python 3.10.7, pytest 7.1.3, pytest-cov 7.1.0, Windows 11</w:t>
+      </w:r>
+    </w:p>
+    <w:p>
+      <w:pPr>
+        <w:pStyle w:val="ListParagraph"/>
+      </w:pPr>
+      <w:r>
+        <w:t>Web: Node.js 22, Vitest 2.1.9, @vitest/coverage-v8 2.1.9, Firebase Emulator</w:t>
+      </w:r>
+    </w:p>
+    <w:p>
+      <w:pPr>
+        <w:pStyle w:val="ListParagraph"/>
+      </w:pPr>
+      <w:r>
+        <w:t>Data: Temporary JSON files (MVP), Firestore emulator with seed data (Web)</w:t>
+      </w:r>
+    </w:p>
+    <w:p>
+      <w:pPr>
+        <w:pStyle w:val="ListParagraph"/>
+      </w:pPr>
+      <w:r>
+        <w:t>CI: Manual local execution; automated CI pipeline planned for Sprint 4</w:t>
+      </w:r>
+    </w:p>
+    <w:p>
+      <w:pPr>
+        <w:pStyle w:val="Heading3"/>
+      </w:pPr>
+      <w:r>
+        <w:t>Defect Tracking</w:t>
+      </w:r>
+    </w:p>
+    <w:p>
+      <w:pPr/>
+      <w:r>
+        <w:t>Defects are documented using a standardized bug report format. Each entry includes a Bug ID, date discovered, full tester name, associated test case, severity, priority, and assigned developer. Severity levels: Critical (system unusable), High (major feature broken), Medium (feature impaired), Low (cosmetic or code quality). Priority levels: High (fix this sprint), Medium (fix next sprint), Low (backlog).</w:t>
+      </w:r>
+    </w:p>
+    <w:p>
+      <w:pPr>
+        <w:pStyle w:val="Heading2"/>
+      </w:pPr>
+      <w:r>
+        <w:t>Cross-Sprint QA Metrics Tracking</w:t>
+      </w:r>
+    </w:p>
+    <w:p>
+      <w:pPr/>
+      <w:r>
+        <w:t>The following table tracks key QA metrics across all sprints. Sprint 1 did not have an automated test suite. The 14 failures in Sprint 2 were caused by a Singleton refactor that broke the DataHandler and Controller test fixtures; all were resolved in Sprint 3.</w:t>
+      </w:r>
+    </w:p>
+    <w:tbl>
+      <w:tblPr>
+        <w:tblStyle w:val="TableGrid"/>
+        <w:tblW w:type="auto" w:w="0"/>
+        <w:tblLook w:firstColumn="1" w:firstRow="1" w:lastColumn="0" w:lastRow="0" w:noHBand="0" w:noVBand="1" w:val="04A0"/>
+      </w:tblPr>
+      <w:tblGrid>
+        <w:gridCol w:w="1872"/>
+        <w:gridCol w:w="1872"/>
+        <w:gridCol w:w="1872"/>
+        <w:gridCol w:w="1872"/>
+        <w:gridCol w:w="1872"/>
+      </w:tblGrid>
+      <w:tr>
+        <w:tc>
+          <w:tcPr>
+            <w:tcW w:type="dxa" w:w="1872"/>
+          </w:tcPr>
+          <w:p>
+            <w:r>
+              <w:rPr>
+                <w:b/>
+              </w:rPr>
+              <w:t>Metric</w:t>
+            </w:r>
+          </w:p>
+        </w:tc>
+        <w:tc>
+          <w:tcPr>
+            <w:tcW w:type="dxa" w:w="1872"/>
+          </w:tcPr>
+          <w:p>
+            <w:r>
+              <w:rPr>
+                <w:b/>
+              </w:rPr>
+              <w:t>Sprint 1</w:t>
+            </w:r>
+          </w:p>
+        </w:tc>
+        <w:tc>
+          <w:tcPr>
+            <w:tcW w:type="dxa" w:w="1872"/>
+          </w:tcPr>
+          <w:p>
+            <w:r>
+              <w:rPr>
+                <w:b/>
+              </w:rPr>
+              <w:t>Sprint 2</w:t>
+            </w:r>
+          </w:p>
+        </w:tc>
+        <w:tc>
+          <w:tcPr>
+            <w:tcW w:type="dxa" w:w="1872"/>
+          </w:tcPr>
+          <w:p>
+            <w:r>
+              <w:rPr>
+                <w:b/>
+              </w:rPr>
+              <w:t>Sprint 3</w:t>
+            </w:r>
+          </w:p>
+        </w:tc>
+        <w:tc>
+          <w:tcPr>
+            <w:tcW w:type="dxa" w:w="1872"/>
+          </w:tcPr>
+          <w:p>
+            <w:r>
+              <w:rPr>
+                <w:b/>
+              </w:rPr>
+              <w:t>Sprint 4</w:t>
+            </w:r>
+          </w:p>
+        </w:tc>
+      </w:tr>
+      <w:tr>
+        <w:tc>
+          <w:tcPr>
+            <w:tcW w:type="dxa" w:w="1872"/>
+          </w:tcPr>
+          <w:p>
+            <w:r>
+              <w:t>Total Tests</w:t>
+            </w:r>
+          </w:p>
+        </w:tc>
+        <w:tc>
+          <w:tcPr>
+            <w:tcW w:type="dxa" w:w="1872"/>
+          </w:tcPr>
+          <w:p>
+            <w:r>
+              <w:t>N/A</w:t>
+            </w:r>
+          </w:p>
+        </w:tc>
+        <w:tc>
+          <w:tcPr>
+            <w:tcW w:type="dxa" w:w="1872"/>
+          </w:tcPr>
+          <w:p>
+            <w:r>
+              <w:t>27 passed</w:t>
+            </w:r>
+          </w:p>
+        </w:tc>
+        <w:tc>
+          <w:tcPr>
+            <w:tcW w:type="dxa" w:w="1872"/>
+          </w:tcPr>
+          <w:p>
+            <w:r>
+              <w:t>60 passed</w:t>
+            </w:r>
+          </w:p>
+        </w:tc>
+        <w:tc>
+          <w:tcPr>
+            <w:tcW w:type="dxa" w:w="1872"/>
+          </w:tcPr>
+          <w:p>
+            <w:r>
+              <w:t>TBD</w:t>
+            </w:r>
+          </w:p>
+        </w:tc>
+      </w:tr>
+      <w:tr>
+        <w:tc>
+          <w:tcPr>
+            <w:tcW w:type="dxa" w:w="1872"/>
+          </w:tcPr>
+          <w:p>
+            <w:r>
+              <w:t>Tests Failed</w:t>
+            </w:r>
+          </w:p>
+        </w:tc>
+        <w:tc>
+          <w:tcPr>
+            <w:tcW w:type="dxa" w:w="1872"/>
+          </w:tcPr>
+          <w:p>
+            <w:r>
+              <w:t>N/A</w:t>
+            </w:r>
+          </w:p>
+        </w:tc>
+        <w:tc>
+          <w:tcPr>
+            <w:tcW w:type="dxa" w:w="1872"/>
+          </w:tcPr>
+          <w:p>
+            <w:r>
+              <w:t>14 failed</w:t>
+            </w:r>
+          </w:p>
+        </w:tc>
+        <w:tc>
+          <w:tcPr>
+            <w:tcW w:type="dxa" w:w="1872"/>
+          </w:tcPr>
+          <w:p>
+            <w:r>
+              <w:t>0 failed</w:t>
+            </w:r>
+          </w:p>
+        </w:tc>
+        <w:tc>
+          <w:tcPr>
+            <w:tcW w:type="dxa" w:w="1872"/>
+          </w:tcPr>
+          <w:p>
+            <w:r>
+              <w:t>TBD</w:t>
+            </w:r>
+          </w:p>
+        </w:tc>
+      </w:tr>
+      <w:tr>
+        <w:tc>
+          <w:tcPr>
+            <w:tcW w:type="dxa" w:w="1872"/>
+          </w:tcPr>
+          <w:p>
+            <w:r>
+              <w:t>Pass Rate</w:t>
+            </w:r>
+          </w:p>
+        </w:tc>
+        <w:tc>
+          <w:tcPr>
+            <w:tcW w:type="dxa" w:w="1872"/>
+          </w:tcPr>
+          <w:p>
+            <w:r>
+              <w:t>N/A</w:t>
+            </w:r>
+          </w:p>
+        </w:tc>
+        <w:tc>
+          <w:tcPr>
+            <w:tcW w:type="dxa" w:w="1872"/>
+          </w:tcPr>
+          <w:p>
+            <w:r>
+              <w:t>66%</w:t>
+            </w:r>
+          </w:p>
+        </w:tc>
+        <w:tc>
+          <w:tcPr>
+            <w:tcW w:type="dxa" w:w="1872"/>
+          </w:tcPr>
+          <w:p>
+            <w:r>
+              <w:t>100%</w:t>
+            </w:r>
+          </w:p>
+        </w:tc>
+        <w:tc>
+          <w:tcPr>
+            <w:tcW w:type="dxa" w:w="1872"/>
+          </w:tcPr>
+          <w:p>
+            <w:r>
+              <w:t>TBD</w:t>
+            </w:r>
+          </w:p>
+        </w:tc>
+      </w:tr>
+      <w:tr>
+        <w:tc>
+          <w:tcPr>
+            <w:tcW w:type="dxa" w:w="1872"/>
+          </w:tcPr>
+          <w:p>
+            <w:r>
+              <w:t>MVP Coverage</w:t>
+            </w:r>
+          </w:p>
+        </w:tc>
+        <w:tc>
+          <w:tcPr>
+            <w:tcW w:type="dxa" w:w="1872"/>
+          </w:tcPr>
+          <w:p>
+            <w:r>
+              <w:t>N/A</w:t>
+            </w:r>
+          </w:p>
+        </w:tc>
+        <w:tc>
+          <w:tcPr>
+            <w:tcW w:type="dxa" w:w="1872"/>
+          </w:tcPr>
+          <w:p>
+            <w:r>
+              <w:t>N/A</w:t>
+            </w:r>
+          </w:p>
+        </w:tc>
+        <w:tc>
+          <w:tcPr>
+            <w:tcW w:type="dxa" w:w="1872"/>
+          </w:tcPr>
+          <w:p>
+            <w:r>
+              <w:t>89%</w:t>
+            </w:r>
+          </w:p>
+        </w:tc>
+        <w:tc>
+          <w:tcPr>
+            <w:tcW w:type="dxa" w:w="1872"/>
+          </w:tcPr>
+          <w:p>
+            <w:r>
+              <w:t>TBD</w:t>
+            </w:r>
+          </w:p>
+        </w:tc>
+      </w:tr>
+      <w:tr>
+        <w:tc>
+          <w:tcPr>
+            <w:tcW w:type="dxa" w:w="1872"/>
+          </w:tcPr>
+          <w:p>
+            <w:r>
+              <w:t>Web Service Coverage</w:t>
+            </w:r>
+          </w:p>
+        </w:tc>
+        <w:tc>
+          <w:tcPr>
+            <w:tcW w:type="dxa" w:w="1872"/>
+          </w:tcPr>
+          <w:p>
+            <w:r>
+              <w:t>N/A</w:t>
+            </w:r>
+          </w:p>
+        </w:tc>
+        <w:tc>
+          <w:tcPr>
+            <w:tcW w:type="dxa" w:w="1872"/>
+          </w:tcPr>
+          <w:p>
+            <w:r>
+              <w:t>N/A</w:t>
+            </w:r>
+          </w:p>
+        </w:tc>
+        <w:tc>
+          <w:tcPr>
+            <w:tcW w:type="dxa" w:w="1872"/>
+          </w:tcPr>
+          <w:p>
+            <w:r>
+              <w:t>72% (services)</w:t>
+            </w:r>
+          </w:p>
+        </w:tc>
+        <w:tc>
+          <w:tcPr>
+            <w:tcW w:type="dxa" w:w="1872"/>
+          </w:tcPr>
+          <w:p>
+            <w:r>
+              <w:t>TBD</w:t>
+            </w:r>
+          </w:p>
+        </w:tc>
+      </w:tr>
+      <w:tr>
+        <w:tc>
+          <w:tcPr>
+            <w:tcW w:type="dxa" w:w="1872"/>
+          </w:tcPr>
+          <w:p>
+            <w:r>
+              <w:t>Bugs Logged</w:t>
+            </w:r>
+          </w:p>
+        </w:tc>
+        <w:tc>
+          <w:tcPr>
+            <w:tcW w:type="dxa" w:w="1872"/>
+          </w:tcPr>
+          <w:p>
+            <w:r>
+              <w:t>1</w:t>
+            </w:r>
+          </w:p>
+        </w:tc>
+        <w:tc>
+          <w:tcPr>
+            <w:tcW w:type="dxa" w:w="1872"/>
+          </w:tcPr>
+          <w:p>
+            <w:r>
+              <w:t>0</w:t>
+            </w:r>
+          </w:p>
+        </w:tc>
+        <w:tc>
+          <w:tcPr>
+            <w:tcW w:type="dxa" w:w="1872"/>
+          </w:tcPr>
+          <w:p>
+            <w:r>
+              <w:t>0</w:t>
+            </w:r>
+          </w:p>
+        </w:tc>
+        <w:tc>
+          <w:tcPr>
+            <w:tcW w:type="dxa" w:w="1872"/>
+          </w:tcPr>
+          <w:p>
+            <w:r>
+              <w:t>TBD</w:t>
+            </w:r>
+          </w:p>
+        </w:tc>
+      </w:tr>
+      <w:tr>
+        <w:tc>
+          <w:tcPr>
+            <w:tcW w:type="dxa" w:w="1872"/>
+          </w:tcPr>
+          <w:p>
+            <w:r>
+              <w:t>Bugs Resolved</w:t>
+            </w:r>
+          </w:p>
+        </w:tc>
+        <w:tc>
+          <w:tcPr>
+            <w:tcW w:type="dxa" w:w="1872"/>
+          </w:tcPr>
+          <w:p>
+            <w:r>
+              <w:t>0</w:t>
+            </w:r>
+          </w:p>
+        </w:tc>
+        <w:tc>
+          <w:tcPr>
+            <w:tcW w:type="dxa" w:w="1872"/>
+          </w:tcPr>
+          <w:p>
+            <w:r>
+              <w:t>1</w:t>
+            </w:r>
+          </w:p>
+        </w:tc>
+        <w:tc>
+          <w:tcPr>
+            <w:tcW w:type="dxa" w:w="1872"/>
+          </w:tcPr>
+          <w:p>
+            <w:r>
+              <w:t>0</w:t>
+            </w:r>
+          </w:p>
+        </w:tc>
+        <w:tc>
+          <w:tcPr>
+            <w:tcW w:type="dxa" w:w="1872"/>
+          </w:tcPr>
+          <w:p>
+            <w:r>
+              <w:t>TBD</w:t>
+            </w:r>
+          </w:p>
+        </w:tc>
+      </w:tr>
+    </w:tbl>
+    <w:p>
+      <w:pPr>
+        <w:pStyle w:val="Heading3"/>
+      </w:pPr>
+      <w:r>
+        <w:t>Trend Analysis</w:t>
+      </w:r>
+    </w:p>
+    <w:p>
+      <w:pPr/>
+      <w:r>
+        <w:t>Pass rate improved from 66% in Sprint 2 to 100% in Sprint 3 after resolving the Singleton compatibility issues in the DataHandler and Controller test fixtures. Total test count grew from 27 to 60, reflecting the addition of a full web services test suite. MVP test coverage reached 89% overall, with the main gap in cli.py (64%) due to interactive menu branches that are difficult to unit test without mocking stdin. Web service coverage is 72% on statements; the lower figure reflects that pages, components, repositories, and auth services are not yet covered by automated tests and are validated manually. Sprint 4 targets should include expanding web coverage to the repository layer and adding at least basic component tests.</w:t>
+      </w:r>
+    </w:p>
+    <w:p>
+      <w:pPr>
+        <w:pStyle w:val="Heading3"/>
+      </w:pPr>
+      <w:r>
+        <w:t>Sprint 3 Coverage Breakdown</w:t>
+      </w:r>
+    </w:p>
+    <w:tbl>
+      <w:tblPr>
+        <w:tblStyle w:val="TableGrid"/>
+        <w:tblW w:type="auto" w:w="0"/>
+        <w:tblLook w:firstColumn="1" w:firstRow="1" w:lastColumn="0" w:lastRow="0" w:noHBand="0" w:noVBand="1" w:val="04A0"/>
+      </w:tblPr>
+      <w:tblGrid>
+        <w:gridCol w:w="1872"/>
+        <w:gridCol w:w="1872"/>
+        <w:gridCol w:w="1872"/>
+        <w:gridCol w:w="1872"/>
+        <w:gridCol w:w="1872"/>
+      </w:tblGrid>
+      <w:tr>
+        <w:tc>
+          <w:tcPr>
+            <w:tcW w:type="dxa" w:w="1872"/>
+          </w:tcPr>
+          <w:p>
+            <w:r>
+              <w:rPr>
+                <w:b/>
+              </w:rPr>
+              <w:t>Module</w:t>
+            </w:r>
+          </w:p>
+        </w:tc>
+        <w:tc>
+          <w:tcPr>
+            <w:tcW w:type="dxa" w:w="1872"/>
+          </w:tcPr>
+          <w:p>
+            <w:r>
+              <w:rPr>
+                <w:b/>
+              </w:rPr>
+              <w:t>Statements</w:t>
+            </w:r>
+          </w:p>
+        </w:tc>
+        <w:tc>
+          <w:tcPr>
+            <w:tcW w:type="dxa" w:w="1872"/>
+          </w:tcPr>
+          <w:p>
+            <w:r>
+              <w:rPr>
+                <w:b/>
+              </w:rPr>
+              <w:t>Branches</w:t>
+            </w:r>
+          </w:p>
+        </w:tc>
+        <w:tc>
+          <w:tcPr>
+            <w:tcW w:type="dxa" w:w="1872"/>
+          </w:tcPr>
+          <w:p>
+            <w:r>
+              <w:rPr>
+                <w:b/>
+              </w:rPr>
+              <w:t>Functions</w:t>
+            </w:r>
+          </w:p>
+        </w:tc>
+        <w:tc>
+          <w:tcPr>
+            <w:tcW w:type="dxa" w:w="1872"/>
+          </w:tcPr>
+          <w:p>
+            <w:r>
+              <w:rPr>
+                <w:b/>
+              </w:rPr>
+              <w:t>Lines</w:t>
+            </w:r>
+          </w:p>
+        </w:tc>
+      </w:tr>
+      <w:tr>
+        <w:tc>
+          <w:tcPr>
+            <w:tcW w:type="dxa" w:w="1872"/>
+          </w:tcPr>
+          <w:p>
+            <w:r>
+              <w:t>cli.py</w:t>
+            </w:r>
+          </w:p>
+        </w:tc>
+        <w:tc>
+          <w:tcPr>
+            <w:tcW w:type="dxa" w:w="1872"/>
+          </w:tcPr>
+          <w:p>
+            <w:r>
+              <w:t>64%</w:t>
+            </w:r>
+          </w:p>
+        </w:tc>
+        <w:tc>
+          <w:tcPr>
+            <w:tcW w:type="dxa" w:w="1872"/>
+          </w:tcPr>
+          <w:p>
+            <w:r>
+              <w:t>—</w:t>
+            </w:r>
+          </w:p>
+        </w:tc>
+        <w:tc>
+          <w:tcPr>
+            <w:tcW w:type="dxa" w:w="1872"/>
+          </w:tcPr>
+          <w:p>
+            <w:r>
+              <w:t>—</w:t>
+            </w:r>
+          </w:p>
+        </w:tc>
+        <w:tc>
+          <w:tcPr>
+            <w:tcW w:type="dxa" w:w="1872"/>
+          </w:tcPr>
+          <w:p>
+            <w:r>
+              <w:t>64%</w:t>
+            </w:r>
+          </w:p>
+        </w:tc>
+      </w:tr>
+      <w:tr>
+        <w:tc>
+          <w:tcPr>
+            <w:tcW w:type="dxa" w:w="1872"/>
+          </w:tcPr>
+          <w:p>
+            <w:r>
+              <w:t>controller.py</w:t>
+            </w:r>
+          </w:p>
+        </w:tc>
+        <w:tc>
+          <w:tcPr>
+            <w:tcW w:type="dxa" w:w="1872"/>
+          </w:tcPr>
+          <w:p>
+            <w:r>
+              <w:t>87%</w:t>
+            </w:r>
+          </w:p>
+        </w:tc>
+        <w:tc>
+          <w:tcPr>
+            <w:tcW w:type="dxa" w:w="1872"/>
+          </w:tcPr>
+          <w:p>
+            <w:r>
+              <w:t>—</w:t>
+            </w:r>
+          </w:p>
+        </w:tc>
+        <w:tc>
+          <w:tcPr>
+            <w:tcW w:type="dxa" w:w="1872"/>
+          </w:tcPr>
+          <w:p>
+            <w:r>
+              <w:t>—</w:t>
+            </w:r>
+          </w:p>
+        </w:tc>
+        <w:tc>
+          <w:tcPr>
+            <w:tcW w:type="dxa" w:w="1872"/>
+          </w:tcPr>
+          <w:p>
+            <w:r>
+              <w:t>87%</w:t>
+            </w:r>
+          </w:p>
+        </w:tc>
+      </w:tr>
+      <w:tr>
+        <w:tc>
+          <w:tcPr>
+            <w:tcW w:type="dxa" w:w="1872"/>
+          </w:tcPr>
+          <w:p>
+            <w:r>
+              <w:t>data_handler.py</w:t>
+            </w:r>
+          </w:p>
+        </w:tc>
+        <w:tc>
+          <w:tcPr>
+            <w:tcW w:type="dxa" w:w="1872"/>
+          </w:tcPr>
+          <w:p>
+            <w:r>
+              <w:t>93%</w:t>
+            </w:r>
+          </w:p>
+        </w:tc>
+        <w:tc>
+          <w:tcPr>
+            <w:tcW w:type="dxa" w:w="1872"/>
+          </w:tcPr>
+          <w:p>
+            <w:r>
+              <w:t>—</w:t>
+            </w:r>
+          </w:p>
+        </w:tc>
+        <w:tc>
+          <w:tcPr>
+            <w:tcW w:type="dxa" w:w="1872"/>
+          </w:tcPr>
+          <w:p>
+            <w:r>
+              <w:t>—</w:t>
+            </w:r>
+          </w:p>
+        </w:tc>
+        <w:tc>
+          <w:tcPr>
+            <w:tcW w:type="dxa" w:w="1872"/>
+          </w:tcPr>
+          <w:p>
+            <w:r>
+              <w:t>93%</w:t>
+            </w:r>
+          </w:p>
+        </w:tc>
+      </w:tr>
+      <w:tr>
+        <w:tc>
+          <w:tcPr>
+            <w:tcW w:type="dxa" w:w="1872"/>
+          </w:tcPr>
+          <w:p>
+            <w:r>
+              <w:t>models.py</w:t>
+            </w:r>
+          </w:p>
+        </w:tc>
+        <w:tc>
+          <w:tcPr>
+            <w:tcW w:type="dxa" w:w="1872"/>
+          </w:tcPr>
+          <w:p>
+            <w:r>
+              <w:t>94%</w:t>
+            </w:r>
+          </w:p>
+        </w:tc>
+        <w:tc>
+          <w:tcPr>
+            <w:tcW w:type="dxa" w:w="1872"/>
+          </w:tcPr>
+          <w:p>
+            <w:r>
+              <w:t>—</w:t>
+            </w:r>
+          </w:p>
+        </w:tc>
+        <w:tc>
+          <w:tcPr>
+            <w:tcW w:type="dxa" w:w="1872"/>
+          </w:tcPr>
+          <w:p>
+            <w:r>
+              <w:t>—</w:t>
+            </w:r>
+          </w:p>
+        </w:tc>
+        <w:tc>
+          <w:tcPr>
+            <w:tcW w:type="dxa" w:w="1872"/>
+          </w:tcPr>
+          <w:p>
+            <w:r>
+              <w:t>94%</w:t>
+            </w:r>
+          </w:p>
+        </w:tc>
+      </w:tr>
+      <w:tr>
+        <w:tc>
+          <w:tcPr>
+            <w:tcW w:type="dxa" w:w="1872"/>
+          </w:tcPr>
+          <w:p>
+            <w:r>
+              <w:t>view.py</w:t>
+            </w:r>
+          </w:p>
+        </w:tc>
+        <w:tc>
+          <w:tcPr>
+            <w:tcW w:type="dxa" w:w="1872"/>
+          </w:tcPr>
+          <w:p>
+            <w:r>
+              <w:t>96%</w:t>
+            </w:r>
+          </w:p>
+        </w:tc>
+        <w:tc>
+          <w:tcPr>
+            <w:tcW w:type="dxa" w:w="1872"/>
+          </w:tcPr>
+          <w:p>
+            <w:r>
+              <w:t>—</w:t>
+            </w:r>
+          </w:p>
+        </w:tc>
+        <w:tc>
+          <w:tcPr>
+            <w:tcW w:type="dxa" w:w="1872"/>
+          </w:tcPr>
+          <w:p>
+            <w:r>
+              <w:t>—</w:t>
+            </w:r>
+          </w:p>
+        </w:tc>
+        <w:tc>
+          <w:tcPr>
+            <w:tcW w:type="dxa" w:w="1872"/>
+          </w:tcPr>
+          <w:p>
+            <w:r>
+              <w:t>96%</w:t>
+            </w:r>
+          </w:p>
+        </w:tc>
+      </w:tr>
+      <w:tr>
+        <w:tc>
+          <w:tcPr>
+            <w:tcW w:type="dxa" w:w="1872"/>
+          </w:tcPr>
+          <w:p>
+            <w:r>
+              <w:t>MVP Total</w:t>
+            </w:r>
+          </w:p>
+        </w:tc>
+        <w:tc>
+          <w:tcPr>
+            <w:tcW w:type="dxa" w:w="1872"/>
+          </w:tcPr>
+          <w:p>
+            <w:r>
+              <w:t>89%</w:t>
+            </w:r>
+          </w:p>
+        </w:tc>
+        <w:tc>
+          <w:tcPr>
+            <w:tcW w:type="dxa" w:w="1872"/>
+          </w:tcPr>
+          <w:p>
+            <w:r>
+              <w:t>—</w:t>
+            </w:r>
+          </w:p>
+        </w:tc>
+        <w:tc>
+          <w:tcPr>
+            <w:tcW w:type="dxa" w:w="1872"/>
+          </w:tcPr>
+          <w:p>
+            <w:r>
+              <w:t>—</w:t>
+            </w:r>
+          </w:p>
+        </w:tc>
+        <w:tc>
+          <w:tcPr>
+            <w:tcW w:type="dxa" w:w="1872"/>
+          </w:tcPr>
+          <w:p>
+            <w:r>
+              <w:t>89%</w:t>
+            </w:r>
+          </w:p>
+        </w:tc>
+      </w:tr>
+      <w:tr>
+        <w:tc>
+          <w:tcPr>
+            <w:tcW w:type="dxa" w:w="1872"/>
+          </w:tcPr>
+          <w:p>
+            <w:r>
+              <w:t>maintenanceService.js</w:t>
+            </w:r>
+          </w:p>
+        </w:tc>
+        <w:tc>
+          <w:tcPr>
+            <w:tcW w:type="dxa" w:w="1872"/>
+          </w:tcPr>
+          <w:p>
+            <w:r>
+              <w:t>92%</w:t>
+            </w:r>
+          </w:p>
+        </w:tc>
+        <w:tc>
+          <w:tcPr>
+            <w:tcW w:type="dxa" w:w="1872"/>
+          </w:tcPr>
+          <w:p>
+            <w:r>
+              <w:t>69%</w:t>
+            </w:r>
+          </w:p>
+        </w:tc>
+        <w:tc>
+          <w:tcPr>
+            <w:tcW w:type="dxa" w:w="1872"/>
+          </w:tcPr>
+          <w:p>
+            <w:r>
+              <w:t>100%</w:t>
+            </w:r>
+          </w:p>
+        </w:tc>
+        <w:tc>
+          <w:tcPr>
+            <w:tcW w:type="dxa" w:w="1872"/>
+          </w:tcPr>
+          <w:p>
+            <w:r>
+              <w:t>92%</w:t>
+            </w:r>
+          </w:p>
+        </w:tc>
+      </w:tr>
+      <w:tr>
+        <w:tc>
+          <w:tcPr>
+            <w:tcW w:type="dxa" w:w="1872"/>
+          </w:tcPr>
+          <w:p>
+            <w:r>
+              <w:t>mechanicService.js</w:t>
+            </w:r>
+          </w:p>
+        </w:tc>
+        <w:tc>
+          <w:tcPr>
+            <w:tcW w:type="dxa" w:w="1872"/>
+          </w:tcPr>
+          <w:p>
+            <w:r>
+              <w:t>100%</w:t>
+            </w:r>
+          </w:p>
+        </w:tc>
+        <w:tc>
+          <w:tcPr>
+            <w:tcW w:type="dxa" w:w="1872"/>
+          </w:tcPr>
+          <w:p>
+            <w:r>
+              <w:t>80%</w:t>
+            </w:r>
+          </w:p>
+        </w:tc>
+        <w:tc>
+          <w:tcPr>
+            <w:tcW w:type="dxa" w:w="1872"/>
+          </w:tcPr>
+          <w:p>
+            <w:r>
+              <w:t>100%</w:t>
+            </w:r>
+          </w:p>
+        </w:tc>
+        <w:tc>
+          <w:tcPr>
+            <w:tcW w:type="dxa" w:w="1872"/>
+          </w:tcPr>
+          <w:p>
+            <w:r>
+              <w:t>100%</w:t>
+            </w:r>
+          </w:p>
+        </w:tc>
+      </w:tr>
+      <w:tr>
+        <w:tc>
+          <w:tcPr>
+            <w:tcW w:type="dxa" w:w="1872"/>
+          </w:tcPr>
+          <w:p>
+            <w:r>
+              <w:t>serviceIntervalService.js</w:t>
+            </w:r>
+          </w:p>
+        </w:tc>
+        <w:tc>
+          <w:tcPr>
+            <w:tcW w:type="dxa" w:w="1872"/>
+          </w:tcPr>
+          <w:p>
+            <w:r>
+              <w:t>100%</w:t>
+            </w:r>
+          </w:p>
+        </w:tc>
+        <w:tc>
+          <w:tcPr>
+            <w:tcW w:type="dxa" w:w="1872"/>
+          </w:tcPr>
+          <w:p>
+            <w:r>
+              <w:t>100%</w:t>
+            </w:r>
+          </w:p>
+        </w:tc>
+        <w:tc>
+          <w:tcPr>
+            <w:tcW w:type="dxa" w:w="1872"/>
+          </w:tcPr>
+          <w:p>
+            <w:r>
+              <w:t>100%</w:t>
+            </w:r>
+          </w:p>
+        </w:tc>
+        <w:tc>
+          <w:tcPr>
+            <w:tcW w:type="dxa" w:w="1872"/>
+          </w:tcPr>
+          <w:p>
+            <w:r>
+              <w:t>100%</w:t>
+            </w:r>
+          </w:p>
+        </w:tc>
+      </w:tr>
+      <w:tr>
+        <w:tc>
+          <w:tcPr>
+            <w:tcW w:type="dxa" w:w="1872"/>
+          </w:tcPr>
+          <w:p>
+            <w:r>
+              <w:t>serviceLogService.js</w:t>
+            </w:r>
+          </w:p>
+        </w:tc>
+        <w:tc>
+          <w:tcPr>
+            <w:tcW w:type="dxa" w:w="1872"/>
+          </w:tcPr>
+          <w:p>
+            <w:r>
+              <w:t>100%</w:t>
+            </w:r>
+          </w:p>
+        </w:tc>
+        <w:tc>
+          <w:tcPr>
+            <w:tcW w:type="dxa" w:w="1872"/>
+          </w:tcPr>
+          <w:p>
+            <w:r>
+              <w:t>100%</w:t>
+            </w:r>
+          </w:p>
+        </w:tc>
+        <w:tc>
+          <w:tcPr>
+            <w:tcW w:type="dxa" w:w="1872"/>
+          </w:tcPr>
+          <w:p>
+            <w:r>
+              <w:t>100%</w:t>
+            </w:r>
+          </w:p>
+        </w:tc>
+        <w:tc>
+          <w:tcPr>
+            <w:tcW w:type="dxa" w:w="1872"/>
+          </w:tcPr>
+          <w:p>
+            <w:r>
+              <w:t>100%</w:t>
+            </w:r>
+          </w:p>
+        </w:tc>
+      </w:tr>
+      <w:tr>
+        <w:tc>
+          <w:tcPr>
+            <w:tcW w:type="dxa" w:w="1872"/>
+          </w:tcPr>
+          <w:p>
+            <w:r>
+              <w:t>Web Services Total</w:t>
+            </w:r>
+          </w:p>
+        </w:tc>
+        <w:tc>
+          <w:tcPr>
+            <w:tcW w:type="dxa" w:w="1872"/>
+          </w:tcPr>
+          <w:p>
+            <w:r>
+              <w:t>72%</w:t>
+            </w:r>
+          </w:p>
+        </w:tc>
+        <w:tc>
+          <w:tcPr>
+            <w:tcW w:type="dxa" w:w="1872"/>
+          </w:tcPr>
+          <w:p>
+            <w:r>
+              <w:t>72%</w:t>
+            </w:r>
+          </w:p>
+        </w:tc>
+        <w:tc>
+          <w:tcPr>
+            <w:tcW w:type="dxa" w:w="1872"/>
+          </w:tcPr>
+          <w:p>
+            <w:r>
+              <w:t>91%</w:t>
+            </w:r>
+          </w:p>
+        </w:tc>
+        <w:tc>
+          <w:tcPr>
+            <w:tcW w:type="dxa" w:w="1872"/>
+          </w:tcPr>
+          <w:p>
+            <w:r>
+              <w:t>72%</w:t>
+            </w:r>
+          </w:p>
+        </w:tc>
+      </w:tr>
+    </w:tbl>
+    <w:p>
+      <w:pPr>
+        <w:pStyle w:val="Heading2"/>
+      </w:pPr>
+      <w:r>
+        <w:t>Bug Report</w:t>
+      </w:r>
+    </w:p>
+    <w:p>
+      <w:pPr/>
+      <w:r>
+        <w:t>Defects are documented using a standardized bug report format. Each entry includes a Bug ID, date discovered, full tester name, associated test case, severity, priority, and assigned developer. Severity levels: Critical (system unusable), High (major feature broken), Medium (feature impaired), Low (cosmetic or code quality). Priority levels: High (fix this sprint), Medium (fix next sprint), Low (backlog).</w:t>
+      </w:r>
+    </w:p>
+    <w:tbl>
+      <w:tblPr>
+        <w:tblStyle w:val="TableGrid"/>
+        <w:tblW w:type="auto" w:w="0"/>
+        <w:tblLook w:firstColumn="1" w:firstRow="1" w:lastColumn="0" w:lastRow="0" w:noHBand="0" w:noVBand="1" w:val="04A0"/>
+      </w:tblPr>
+      <w:tblGrid>
+        <w:gridCol w:w="1337"/>
+        <w:gridCol w:w="1337"/>
+        <w:gridCol w:w="1337"/>
+        <w:gridCol w:w="1337"/>
+        <w:gridCol w:w="1337"/>
+        <w:gridCol w:w="1337"/>
+        <w:gridCol w:w="1337"/>
+      </w:tblGrid>
+      <w:tr>
+        <w:tc>
+          <w:tcPr>
+            <w:tcW w:type="dxa" w:w="1337"/>
+          </w:tcPr>
+          <w:p>
+            <w:r>
+              <w:rPr>
+                <w:b/>
+              </w:rPr>
+              <w:t>Bug ID</w:t>
+            </w:r>
+          </w:p>
+        </w:tc>
+        <w:tc>
+          <w:tcPr>
+            <w:tcW w:type="dxa" w:w="1337"/>
+          </w:tcPr>
+          <w:p>
+            <w:r>
+              <w:rPr>
+                <w:b/>
+              </w:rPr>
+              <w:t>Date</w:t>
+            </w:r>
+          </w:p>
+        </w:tc>
+        <w:tc>
+          <w:tcPr>
+            <w:tcW w:type="dxa" w:w="1337"/>
+          </w:tcPr>
+          <w:p>
+            <w:r>
+              <w:rPr>
+                <w:b/>
+              </w:rPr>
+              <w:t>Tester</w:t>
+            </w:r>
+          </w:p>
+        </w:tc>
+        <w:tc>
+          <w:tcPr>
+            <w:tcW w:type="dxa" w:w="1337"/>
+          </w:tcPr>
+          <w:p>
+            <w:r>
+              <w:rPr>
+                <w:b/>
+              </w:rPr>
+              <w:t>Test Case</w:t>
+            </w:r>
+          </w:p>
+        </w:tc>
+        <w:tc>
+          <w:tcPr>
+            <w:tcW w:type="dxa" w:w="1337"/>
+          </w:tcPr>
+          <w:p>
+            <w:r>
+              <w:rPr>
+                <w:b/>
+              </w:rPr>
+              <w:t>Severity</w:t>
+            </w:r>
+          </w:p>
+        </w:tc>
+        <w:tc>
+          <w:tcPr>
+            <w:tcW w:type="dxa" w:w="1337"/>
+          </w:tcPr>
+          <w:p>
+            <w:r>
+              <w:rPr>
+                <w:b/>
+              </w:rPr>
+              <w:t>Priority</w:t>
+            </w:r>
+          </w:p>
+        </w:tc>
+        <w:tc>
+          <w:tcPr>
+            <w:tcW w:type="dxa" w:w="1337"/>
+          </w:tcPr>
+          <w:p>
+            <w:r>
+              <w:rPr>
+                <w:b/>
+              </w:rPr>
+              <w:t>Assigned To</w:t>
+            </w:r>
+          </w:p>
+        </w:tc>
+      </w:tr>
+      <w:tr>
+        <w:tc>
+          <w:tcPr>
+            <w:tcW w:type="dxa" w:w="1337"/>
+          </w:tcPr>
+          <w:p>
+            <w:r>
+              <w:t>BUG-01</w:t>
+            </w:r>
+          </w:p>
+        </w:tc>
+        <w:tc>
+          <w:tcPr>
+            <w:tcW w:type="dxa" w:w="1337"/>
+          </w:tcPr>
+          <w:p>
+            <w:r>
+              <w:t>01/15/26</w:t>
+            </w:r>
+          </w:p>
+        </w:tc>
+        <w:tc>
+          <w:tcPr>
+            <w:tcW w:type="dxa" w:w="1337"/>
+          </w:tcPr>
+          <w:p>
+            <w:r>
+              <w:t>Ethan Hess</w:t>
+            </w:r>
+          </w:p>
+        </w:tc>
+        <w:tc>
+          <w:tcPr>
+            <w:tcW w:type="dxa" w:w="1337"/>
+          </w:tcPr>
+          <w:p>
+            <w:r>
+              <w:t>Manual Review</w:t>
+            </w:r>
+          </w:p>
+        </w:tc>
+        <w:tc>
+          <w:tcPr>
+            <w:tcW w:type="dxa" w:w="1337"/>
+          </w:tcPr>
+          <w:p>
+            <w:r>
+              <w:t>Low</w:t>
+            </w:r>
+          </w:p>
+        </w:tc>
+        <w:tc>
+          <w:tcPr>
+            <w:tcW w:type="dxa" w:w="1337"/>
+          </w:tcPr>
+          <w:p>
+            <w:r>
+              <w:t>Medium</w:t>
+            </w:r>
+          </w:p>
+        </w:tc>
+        <w:tc>
+          <w:tcPr>
+            <w:tcW w:type="dxa" w:w="1337"/>
+          </w:tcPr>
+          <w:p>
+            <w:r>
+              <w:t>Ryan Carbine</w:t>
+            </w:r>
+          </w:p>
+        </w:tc>
+      </w:tr>
+    </w:tbl>
+    <w:p>
+      <w:pPr/>
       <w:r>
         <w:rPr>
           <w:b/>
-          <w:bCs/>
         </w:rPr>
-        <w:t xml:space="preserve">Python's </w:t>
-      </w:r>
-      <w:proofErr w:type="spellStart"/>
+        <w:t xml:space="preserve">BUG-01 Detail: </w:t>
+      </w:r>
+      <w:r>
+        <w:t>Missing type annotations, unused imports, and input validation in CLI and models. Identified in Sprint 1 manual review; resolved in Sprint 2. Functions lacked type annotations, unused imports were present in cli.py and models.py, and int(input(...)) calls had no error handling. Environment: Windows 11, Python 3.10.7. Status: Resolved.</w:t>
+      </w:r>
+    </w:p>
+    <w:p>
+      <w:pPr>
+        <w:pStyle w:val="Heading2"/>
+      </w:pPr>
+      <w:r>
+        <w:t>Quality Assessment Metrics</w:t>
+      </w:r>
+    </w:p>
+    <w:p>
+      <w:pPr>
+        <w:pStyle w:val="ListParagraph"/>
+      </w:pPr>
       <w:r>
         <w:rPr>
           <w:b/>
-          <w:bCs/>
         </w:rPr>
-        <w:t>unittest</w:t>
-      </w:r>
-      <w:proofErr w:type="spellEnd"/>
+        <w:t xml:space="preserve">Test Coverage: </w:t>
+      </w:r>
+      <w:r>
+        <w:t>MVP 89% statement coverage; Web services 72% statement coverage, 91% function coverage</w:t>
+      </w:r>
+    </w:p>
+    <w:p>
+      <w:pPr>
+        <w:pStyle w:val="ListParagraph"/>
+      </w:pPr>
       <w:r>
         <w:rPr>
           <w:b/>
-          <w:bCs/>
         </w:rPr>
-        <w:t xml:space="preserve"> framework</w:t>
-      </w:r>
-      <w:r>
-        <w:t xml:space="preserve"> with </w:t>
-      </w:r>
-      <w:proofErr w:type="spellStart"/>
-      <w:proofErr w:type="gramStart"/>
+        <w:t xml:space="preserve">Pass/Fail Rate: </w:t>
+      </w:r>
+      <w:r>
+        <w:t>Sprint 2: 27/41 (66%); Sprint 3: 60/60 (100%)</w:t>
+      </w:r>
+    </w:p>
+    <w:p>
+      <w:pPr>
+        <w:pStyle w:val="ListParagraph"/>
+      </w:pPr>
       <w:r>
         <w:rPr>
           <w:b/>
-          <w:bCs/>
         </w:rPr>
-        <w:t>unittest.mock</w:t>
-      </w:r>
-      <w:proofErr w:type="spellEnd"/>
-      <w:proofErr w:type="gramEnd"/>
-      <w:r>
-        <w:t xml:space="preserve"> for mocking and isolation. All tests are automated and can be run via </w:t>
-      </w:r>
-      <w:r>
-        <w:rPr>
-          <w:rFonts w:ascii="Consolas" w:hAnsi="Consolas" w:cs="Consolas"/>
-        </w:rPr>
-        <w:t xml:space="preserve">python -m </w:t>
-      </w:r>
-      <w:proofErr w:type="spellStart"/>
-      <w:r>
-        <w:rPr>
-          <w:rFonts w:ascii="Consolas" w:hAnsi="Consolas" w:cs="Consolas"/>
-        </w:rPr>
-        <w:t>unittest</w:t>
-      </w:r>
-      <w:proofErr w:type="spellEnd"/>
-      <w:r>
-        <w:rPr>
-          <w:rFonts w:ascii="Consolas" w:hAnsi="Consolas" w:cs="Consolas"/>
-        </w:rPr>
-        <w:t xml:space="preserve"> discover</w:t>
-      </w:r>
-      <w:r>
-        <w:t xml:space="preserve"> from the </w:t>
-      </w:r>
-      <w:proofErr w:type="spellStart"/>
-      <w:r>
-        <w:t>src</w:t>
-      </w:r>
-      <w:proofErr w:type="spellEnd"/>
-      <w:r>
-        <w:t>/tests directory.</w:t>
-      </w:r>
-    </w:p>
-    <w:p>
-      <w:pPr>
-        <w:pStyle w:val="Heading3"/>
-      </w:pPr>
-      <w:r>
-        <w:t>Types of Testing</w:t>
-      </w:r>
-      <w:bookmarkEnd w:id="25"/>
-    </w:p>
-    <w:p>
-      <w:pPr>
-        <w:pStyle w:val="Heading4"/>
-      </w:pPr>
-      <w:r>
-        <w:t>Unit Testing</w:t>
+        <w:t xml:space="preserve">Defect Density: </w:t>
+      </w:r>
+      <w:r>
+        <w:t>1 defect logged across 1,008 MVP statements = 0.001 defects per statement</w:t>
       </w:r>
     </w:p>
     <w:p>
       <w:pPr>
         <w:pStyle w:val="ListParagraph"/>
-        <w:numPr>
-          <w:ilvl w:val="0"/>
-          <w:numId w:val="38"/>
-        </w:numPr>
       </w:pPr>
       <w:r>
         <w:rPr>
           <w:b/>
-          <w:bCs/>
         </w:rPr>
-        <w:t>test_models.py</w:t>
-      </w:r>
-      <w:r>
-        <w:t xml:space="preserve"> (4 tests): Vehicle and </w:t>
-      </w:r>
-      <w:proofErr w:type="spellStart"/>
-      <w:r>
-        <w:t>ServiceRecord</w:t>
-      </w:r>
-      <w:proofErr w:type="spellEnd"/>
-      <w:r>
-        <w:t xml:space="preserve"> serialization/deserialization</w:t>
+        <w:t xml:space="preserve">Mean Time to Fix: </w:t>
+      </w:r>
+      <w:r>
+        <w:t>BUG-01 logged Sprint 1, resolved Sprint 2 = 1 sprint</w:t>
       </w:r>
     </w:p>
     <w:p>
       <w:pPr>
         <w:pStyle w:val="ListParagraph"/>
-        <w:numPr>
-          <w:ilvl w:val="1"/>
-          <w:numId w:val="38"/>
-        </w:numPr>
-      </w:pPr>
-      <w:proofErr w:type="spellStart"/>
-      <w:r>
-        <w:rPr>
-          <w:rFonts w:ascii="Consolas" w:hAnsi="Consolas" w:cs="Consolas"/>
-        </w:rPr>
-        <w:t>ServiceRecord.to_</w:t>
-      </w:r>
-      <w:proofErr w:type="gramStart"/>
-      <w:r>
-        <w:rPr>
-          <w:rFonts w:ascii="Consolas" w:hAnsi="Consolas" w:cs="Consolas"/>
-        </w:rPr>
-        <w:t>dict</w:t>
-      </w:r>
-      <w:proofErr w:type="spellEnd"/>
-      <w:r>
-        <w:rPr>
-          <w:rFonts w:ascii="Consolas" w:hAnsi="Consolas" w:cs="Consolas"/>
-        </w:rPr>
-        <w:t>(</w:t>
-      </w:r>
-      <w:proofErr w:type="gramEnd"/>
-      <w:r>
-        <w:rPr>
-          <w:rFonts w:ascii="Consolas" w:hAnsi="Consolas" w:cs="Consolas"/>
-        </w:rPr>
-        <w:t>)</w:t>
-      </w:r>
-      <w:r>
-        <w:t xml:space="preserve"> and </w:t>
-      </w:r>
-      <w:proofErr w:type="spellStart"/>
-      <w:r>
-        <w:rPr>
-          <w:rFonts w:ascii="Consolas" w:hAnsi="Consolas" w:cs="Consolas"/>
-        </w:rPr>
-        <w:t>from_</w:t>
-      </w:r>
-      <w:proofErr w:type="gramStart"/>
-      <w:r>
-        <w:rPr>
-          <w:rFonts w:ascii="Consolas" w:hAnsi="Consolas" w:cs="Consolas"/>
-        </w:rPr>
-        <w:t>dict</w:t>
-      </w:r>
-      <w:proofErr w:type="spellEnd"/>
-      <w:r>
-        <w:rPr>
-          <w:rFonts w:ascii="Consolas" w:hAnsi="Consolas" w:cs="Consolas"/>
-        </w:rPr>
-        <w:t>(</w:t>
-      </w:r>
-      <w:proofErr w:type="gramEnd"/>
-      <w:r>
-        <w:rPr>
-          <w:rFonts w:ascii="Consolas" w:hAnsi="Consolas" w:cs="Consolas"/>
-        </w:rPr>
-        <w:t>)</w:t>
-      </w:r>
-    </w:p>
-    <w:p>
-      <w:pPr>
-        <w:pStyle w:val="ListParagraph"/>
-        <w:numPr>
-          <w:ilvl w:val="1"/>
-          <w:numId w:val="38"/>
-        </w:numPr>
-      </w:pPr>
-      <w:proofErr w:type="spellStart"/>
-      <w:r>
-        <w:rPr>
-          <w:rFonts w:ascii="Consolas" w:hAnsi="Consolas" w:cs="Consolas"/>
-        </w:rPr>
-        <w:t>Vehicle.to_</w:t>
-      </w:r>
-      <w:proofErr w:type="gramStart"/>
-      <w:r>
-        <w:rPr>
-          <w:rFonts w:ascii="Consolas" w:hAnsi="Consolas" w:cs="Consolas"/>
-        </w:rPr>
-        <w:t>dict</w:t>
-      </w:r>
-      <w:proofErr w:type="spellEnd"/>
-      <w:r>
-        <w:rPr>
-          <w:rFonts w:ascii="Consolas" w:hAnsi="Consolas" w:cs="Consolas"/>
-        </w:rPr>
-        <w:t>(</w:t>
-      </w:r>
-      <w:proofErr w:type="gramEnd"/>
-      <w:r>
-        <w:rPr>
-          <w:rFonts w:ascii="Consolas" w:hAnsi="Consolas" w:cs="Consolas"/>
-        </w:rPr>
-        <w:t>)</w:t>
-      </w:r>
-      <w:r>
-        <w:t xml:space="preserve"> and </w:t>
-      </w:r>
-      <w:proofErr w:type="spellStart"/>
-      <w:r>
-        <w:rPr>
-          <w:rFonts w:ascii="Consolas" w:hAnsi="Consolas" w:cs="Consolas"/>
-        </w:rPr>
-        <w:t>from_</w:t>
-      </w:r>
-      <w:proofErr w:type="gramStart"/>
-      <w:r>
-        <w:rPr>
-          <w:rFonts w:ascii="Consolas" w:hAnsi="Consolas" w:cs="Consolas"/>
-        </w:rPr>
-        <w:t>dict</w:t>
-      </w:r>
-      <w:proofErr w:type="spellEnd"/>
-      <w:r>
-        <w:rPr>
-          <w:rFonts w:ascii="Consolas" w:hAnsi="Consolas" w:cs="Consolas"/>
-        </w:rPr>
-        <w:t>(</w:t>
-      </w:r>
-      <w:proofErr w:type="gramEnd"/>
-      <w:r>
-        <w:rPr>
-          <w:rFonts w:ascii="Consolas" w:hAnsi="Consolas" w:cs="Consolas"/>
-        </w:rPr>
-        <w:t>)</w:t>
-      </w:r>
-      <w:r>
-        <w:t xml:space="preserve"> with multiple service records</w:t>
-      </w:r>
-    </w:p>
-    <w:p>
-      <w:pPr>
-        <w:pStyle w:val="ListParagraph"/>
-        <w:numPr>
-          <w:ilvl w:val="1"/>
-          <w:numId w:val="38"/>
-        </w:numPr>
-      </w:pPr>
-      <w:r>
-        <w:t>Test Cases #21-24</w:t>
-      </w:r>
-    </w:p>
-    <w:p>
-      <w:pPr>
-        <w:pStyle w:val="ListParagraph"/>
-        <w:numPr>
-          <w:ilvl w:val="0"/>
-          <w:numId w:val="38"/>
-        </w:numPr>
       </w:pPr>
       <w:r>
         <w:rPr>
           <w:b/>
-          <w:bCs/>
         </w:rPr>
-        <w:t>test_data_handler.py</w:t>
-      </w:r>
-      <w:r>
-        <w:t xml:space="preserve"> (7 tests): </w:t>
-      </w:r>
-      <w:proofErr w:type="spellStart"/>
-      <w:r>
-        <w:t>DataHandler</w:t>
-      </w:r>
-      <w:proofErr w:type="spellEnd"/>
-      <w:r>
-        <w:t xml:space="preserve"> JSON persistence and CRUD</w:t>
+        <w:t xml:space="preserve">Sprint Velocity: </w:t>
+      </w:r>
+      <w:r>
+        <w:t>Sprint 1 = MVP prototype; Sprint 2 = CLI feature complete; Sprint 3 = React + Firebase migration with full test suite (60 tests, 89% MVP coverage)</w:t>
+      </w:r>
+    </w:p>
+    <w:p>
+      <w:pPr>
+        <w:pStyle w:val="Heading2"/>
+      </w:pPr>
+      <w:r>
+        <w:t>Customer Feedback</w:t>
       </w:r>
     </w:p>
     <w:p>
       <w:pPr>
         <w:pStyle w:val="ListParagraph"/>
-        <w:numPr>
-          <w:ilvl w:val="1"/>
-          <w:numId w:val="38"/>
-        </w:numPr>
-      </w:pPr>
-      <w:r>
-        <w:t>Loading and saving vehicle data</w:t>
+      </w:pPr>
+      <w:r>
+        <w:t>“There isn’t input validation. For example, if I entered ‘Year: abc’ the program crashes. Or if I type ‘Select vehicle index: 999’ sometimes it handles it and sometimes it doesn’t.”</w:t>
       </w:r>
     </w:p>
     <w:p>
       <w:pPr>
         <w:pStyle w:val="ListParagraph"/>
-        <w:numPr>
-          <w:ilvl w:val="1"/>
-          <w:numId w:val="38"/>
-        </w:numPr>
-      </w:pPr>
-      <w:r>
-        <w:t>Adding, updating, and deleting vehicles</w:t>
+      </w:pPr>
+      <w:r>
+        <w:t>“The mileage logic isn’t explained. In the dashboard, I see ‘OK’, ‘Due Soon’, and ‘Overdue’ but I don’t know what the threshold is, what ‘soon’ means, or what rule triggered it.”</w:t>
       </w:r>
     </w:p>
     <w:p>
       <w:pPr>
         <w:pStyle w:val="ListParagraph"/>
-        <w:numPr>
-          <w:ilvl w:val="1"/>
-          <w:numId w:val="38"/>
-        </w:numPr>
-      </w:pPr>
-      <w:r>
-        <w:t>Logging service records with mileage and date</w:t>
+      </w:pPr>
+      <w:r>
+        <w:t>“When I edit mileage or make it says updated, but I don’t see the new full vehicle details. I’d expect it to reprint the updated vehicle.”</w:t>
       </w:r>
     </w:p>
     <w:p>
       <w:pPr>
         <w:pStyle w:val="ListParagraph"/>
-        <w:numPr>
-          <w:ilvl w:val="1"/>
-          <w:numId w:val="38"/>
-        </w:numPr>
-      </w:pPr>
-      <w:r>
-        <w:t>Verifies persistent storage</w:t>
-      </w:r>
-    </w:p>
-    <w:p>
-      <w:pPr>
-        <w:pStyle w:val="ListParagraph"/>
-        <w:numPr>
-          <w:ilvl w:val="0"/>
-          <w:numId w:val="38"/>
-        </w:numPr>
-      </w:pPr>
-      <w:r>
-        <w:rPr>
-          <w:b/>
-          <w:bCs/>
-        </w:rPr>
-        <w:t>test_controller.py</w:t>
-      </w:r>
-      <w:r>
-        <w:t xml:space="preserve"> (5+ tests): Business logic for service status calculations</w:t>
-      </w:r>
-    </w:p>
-    <w:p>
-      <w:pPr>
-        <w:pStyle w:val="ListParagraph"/>
-        <w:numPr>
-          <w:ilvl w:val="1"/>
-          <w:numId w:val="38"/>
-        </w:numPr>
-      </w:pPr>
-      <w:r>
-        <w:t>Service status determination (OK, Due Soon, Overdue, Missing states)</w:t>
-      </w:r>
-    </w:p>
-    <w:p>
-      <w:pPr>
-        <w:pStyle w:val="ListParagraph"/>
-        <w:numPr>
-          <w:ilvl w:val="1"/>
-          <w:numId w:val="38"/>
-        </w:numPr>
-      </w:pPr>
-      <w:r>
-        <w:t xml:space="preserve">Mileage-based service rules (e.g., oil change at </w:t>
-      </w:r>
-      <w:proofErr w:type="gramStart"/>
-      <w:r>
-        <w:t>5,000-7,500 mile</w:t>
-      </w:r>
-      <w:proofErr w:type="gramEnd"/>
-      <w:r>
-        <w:t xml:space="preserve"> intervals)</w:t>
-      </w:r>
-    </w:p>
-    <w:p>
-      <w:pPr>
-        <w:pStyle w:val="ListParagraph"/>
-        <w:numPr>
-          <w:ilvl w:val="1"/>
-          <w:numId w:val="38"/>
-        </w:numPr>
-      </w:pPr>
-      <w:r>
-        <w:t>Date-based service rules integration</w:t>
-      </w:r>
-    </w:p>
-    <w:p>
-      <w:pPr>
-        <w:pStyle w:val="ListParagraph"/>
-        <w:numPr>
-          <w:ilvl w:val="1"/>
-          <w:numId w:val="38"/>
-        </w:numPr>
-      </w:pPr>
-      <w:r>
-        <w:t>Handling unknown services and case-insensitive service names</w:t>
-      </w:r>
-    </w:p>
-    <w:p>
-      <w:pPr>
-        <w:pStyle w:val="ListParagraph"/>
-        <w:numPr>
-          <w:ilvl w:val="1"/>
-          <w:numId w:val="38"/>
-        </w:numPr>
-      </w:pPr>
-      <w:r>
-        <w:t>Vehicle retrieval and filtering</w:t>
-      </w:r>
-    </w:p>
-    <w:p>
-      <w:pPr>
-        <w:pStyle w:val="ListParagraph"/>
-        <w:numPr>
-          <w:ilvl w:val="1"/>
-          <w:numId w:val="38"/>
-        </w:numPr>
-      </w:pPr>
-      <w:r>
-        <w:t>Test Case #25-30</w:t>
-      </w:r>
-    </w:p>
-    <w:p>
-      <w:pPr>
-        <w:pStyle w:val="ListParagraph"/>
-        <w:numPr>
-          <w:ilvl w:val="0"/>
-          <w:numId w:val="38"/>
-        </w:numPr>
-      </w:pPr>
-      <w:r>
-        <w:rPr>
-          <w:b/>
-          <w:bCs/>
-        </w:rPr>
-        <w:t>test_cli.py</w:t>
-      </w:r>
-      <w:r>
-        <w:t xml:space="preserve"> (6 tests): CLI user interaction flows</w:t>
-      </w:r>
-    </w:p>
-    <w:p>
-      <w:pPr>
-        <w:pStyle w:val="ListParagraph"/>
-        <w:numPr>
-          <w:ilvl w:val="1"/>
-          <w:numId w:val="38"/>
-        </w:numPr>
-      </w:pPr>
-      <w:r>
-        <w:t>Menu navigation and exit handling with mocked input</w:t>
-      </w:r>
-    </w:p>
-    <w:p>
-      <w:pPr>
-        <w:pStyle w:val="ListParagraph"/>
-        <w:numPr>
-          <w:ilvl w:val="1"/>
-          <w:numId w:val="38"/>
-        </w:numPr>
-      </w:pPr>
-      <w:r>
-        <w:t>Vehicle listing, adding, and editing</w:t>
-      </w:r>
-    </w:p>
-    <w:p>
-      <w:pPr>
-        <w:pStyle w:val="ListParagraph"/>
-        <w:numPr>
-          <w:ilvl w:val="1"/>
-          <w:numId w:val="38"/>
-        </w:numPr>
-      </w:pPr>
-      <w:r>
-        <w:t>Service logging with date and mileage</w:t>
-      </w:r>
-    </w:p>
-    <w:p>
-      <w:pPr>
-        <w:pStyle w:val="ListParagraph"/>
-        <w:numPr>
-          <w:ilvl w:val="1"/>
-          <w:numId w:val="38"/>
-        </w:numPr>
-      </w:pPr>
-      <w:r>
-        <w:t>Maintenance dashboard display</w:t>
-      </w:r>
-    </w:p>
-    <w:p>
-      <w:pPr>
-        <w:pStyle w:val="ListParagraph"/>
-        <w:numPr>
-          <w:ilvl w:val="1"/>
-          <w:numId w:val="38"/>
-        </w:numPr>
-      </w:pPr>
-      <w:r>
-        <w:t>Output validation via mocked print</w:t>
-      </w:r>
-    </w:p>
-    <w:p>
-      <w:pPr>
-        <w:pStyle w:val="Heading4"/>
-      </w:pPr>
-      <w:r>
-        <w:t xml:space="preserve">Integration </w:t>
-      </w:r>
-      <w:r>
-        <w:t>Testing</w:t>
-      </w:r>
-    </w:p>
-    <w:p>
-      <w:r>
-        <w:t xml:space="preserve">Integration tests verify end-to-end data flow across Controller → </w:t>
-      </w:r>
-      <w:proofErr w:type="spellStart"/>
-      <w:r>
-        <w:t>DataHandler</w:t>
-      </w:r>
-      <w:proofErr w:type="spellEnd"/>
-      <w:r>
-        <w:t xml:space="preserve"> → JSON storage:</w:t>
-      </w:r>
-    </w:p>
-    <w:p>
-      <w:pPr>
-        <w:pStyle w:val="ListParagraph"/>
-        <w:numPr>
-          <w:ilvl w:val="0"/>
-          <w:numId w:val="39"/>
-        </w:numPr>
-      </w:pPr>
-      <w:r>
-        <w:rPr>
-          <w:b/>
-          <w:bCs/>
-        </w:rPr>
-        <w:lastRenderedPageBreak/>
-        <w:t>test_integration.py</w:t>
-      </w:r>
-      <w:r>
-        <w:t xml:space="preserve"> (4+ tests): Vehicle lifecycle operations tested as complete workflows</w:t>
-      </w:r>
-    </w:p>
-    <w:p>
-      <w:pPr>
-        <w:pStyle w:val="ListParagraph"/>
-        <w:numPr>
-          <w:ilvl w:val="1"/>
-          <w:numId w:val="39"/>
-        </w:numPr>
-      </w:pPr>
-      <w:r>
-        <w:t xml:space="preserve">Add </w:t>
-      </w:r>
-      <w:proofErr w:type="gramStart"/>
-      <w:r>
-        <w:t>vehicle:</w:t>
-      </w:r>
-      <w:proofErr w:type="gramEnd"/>
-      <w:r>
-        <w:t xml:space="preserve"> persists to JSON and retrieves as Vehicle model</w:t>
-      </w:r>
-    </w:p>
-    <w:p>
-      <w:pPr>
-        <w:pStyle w:val="ListParagraph"/>
-        <w:numPr>
-          <w:ilvl w:val="1"/>
-          <w:numId w:val="39"/>
-        </w:numPr>
-      </w:pPr>
-      <w:r>
-        <w:t>Edit vehicle: updates both in-memory and persisted storage</w:t>
-      </w:r>
-    </w:p>
-    <w:p>
-      <w:pPr>
-        <w:pStyle w:val="ListParagraph"/>
-        <w:numPr>
-          <w:ilvl w:val="1"/>
-          <w:numId w:val="39"/>
-        </w:numPr>
-      </w:pPr>
-      <w:r>
-        <w:t xml:space="preserve">Delete </w:t>
-      </w:r>
-      <w:proofErr w:type="gramStart"/>
-      <w:r>
-        <w:t>vehicle:</w:t>
-      </w:r>
-      <w:proofErr w:type="gramEnd"/>
-      <w:r>
-        <w:t xml:space="preserve"> removes from storage and shifts remaining records</w:t>
-      </w:r>
-    </w:p>
-    <w:p>
-      <w:pPr>
-        <w:pStyle w:val="ListParagraph"/>
-        <w:numPr>
-          <w:ilvl w:val="1"/>
-          <w:numId w:val="39"/>
-        </w:numPr>
-      </w:pPr>
-      <w:r>
-        <w:t>Reload persistence: vehicle data survives full reload from JSON file</w:t>
-      </w:r>
-    </w:p>
-    <w:p>
-      <w:pPr>
-        <w:pStyle w:val="ListParagraph"/>
-        <w:numPr>
-          <w:ilvl w:val="1"/>
-          <w:numId w:val="39"/>
-        </w:numPr>
-      </w:pPr>
-      <w:r>
-        <w:t>Test Cases #31-34</w:t>
-      </w:r>
-    </w:p>
-    <w:p>
-      <w:pPr>
-        <w:pStyle w:val="Heading4"/>
-      </w:pPr>
-      <w:r>
-        <w:t>Maintenance Services Covered</w:t>
-      </w:r>
-    </w:p>
-    <w:p>
-      <w:r>
-        <w:t xml:space="preserve">The system supports 10 maintenance services with configurable intervals (from </w:t>
-      </w:r>
-      <w:proofErr w:type="spellStart"/>
-      <w:r>
-        <w:rPr>
-          <w:rFonts w:ascii="Consolas" w:hAnsi="Consolas" w:cs="Consolas"/>
-        </w:rPr>
-        <w:t>service_</w:t>
-      </w:r>
-      <w:proofErr w:type="gramStart"/>
-      <w:r>
-        <w:rPr>
-          <w:rFonts w:ascii="Consolas" w:hAnsi="Consolas" w:cs="Consolas"/>
-        </w:rPr>
-        <w:t>intervals.json</w:t>
-      </w:r>
-      <w:proofErr w:type="spellEnd"/>
-      <w:proofErr w:type="gramEnd"/>
-      <w:r>
-        <w:t>):</w:t>
-      </w:r>
-    </w:p>
-    <w:p>
-      <w:pPr>
-        <w:pStyle w:val="ListParagraph"/>
-        <w:numPr>
-          <w:ilvl w:val="0"/>
-          <w:numId w:val="39"/>
-        </w:numPr>
-      </w:pPr>
-      <w:r>
-        <w:rPr>
-          <w:b/>
-          <w:bCs/>
-        </w:rPr>
-        <w:t>Oil Change</w:t>
-      </w:r>
-      <w:r>
-        <w:t>: 5,000-7,500 miles, 3-6 months</w:t>
-      </w:r>
-    </w:p>
-    <w:p>
-      <w:pPr>
-        <w:pStyle w:val="ListParagraph"/>
-        <w:numPr>
-          <w:ilvl w:val="0"/>
-          <w:numId w:val="39"/>
-        </w:numPr>
-      </w:pPr>
-      <w:r>
-        <w:rPr>
-          <w:b/>
-          <w:bCs/>
-        </w:rPr>
-        <w:t>Air Intake Filter</w:t>
-      </w:r>
-      <w:r>
-        <w:t>: 15,000-30,000 miles</w:t>
-      </w:r>
-    </w:p>
-    <w:p>
-      <w:pPr>
-        <w:pStyle w:val="ListParagraph"/>
-        <w:numPr>
-          <w:ilvl w:val="0"/>
-          <w:numId w:val="39"/>
-        </w:numPr>
-      </w:pPr>
-      <w:r>
-        <w:rPr>
-          <w:b/>
-          <w:bCs/>
-        </w:rPr>
-        <w:t>Cabin Air Filter</w:t>
-      </w:r>
-      <w:r>
-        <w:t>: 15,000-25,000 miles, 12 months</w:t>
-      </w:r>
-    </w:p>
-    <w:p>
-      <w:pPr>
-        <w:pStyle w:val="ListParagraph"/>
-        <w:numPr>
-          <w:ilvl w:val="0"/>
-          <w:numId w:val="39"/>
-        </w:numPr>
-      </w:pPr>
-      <w:r>
-        <w:rPr>
-          <w:b/>
-          <w:bCs/>
-        </w:rPr>
-        <w:t>Tire Rotation</w:t>
-      </w:r>
-      <w:r>
-        <w:t>: 5,000-7,500 miles</w:t>
-      </w:r>
-    </w:p>
-    <w:p>
-      <w:pPr>
-        <w:pStyle w:val="ListParagraph"/>
-        <w:numPr>
-          <w:ilvl w:val="0"/>
-          <w:numId w:val="39"/>
-        </w:numPr>
-      </w:pPr>
-      <w:r>
-        <w:rPr>
-          <w:b/>
-          <w:bCs/>
-        </w:rPr>
-        <w:t>Transmission Fluid</w:t>
-      </w:r>
-      <w:r>
-        <w:t>: 30,000-60,000 miles</w:t>
-      </w:r>
-    </w:p>
-    <w:p>
-      <w:pPr>
-        <w:pStyle w:val="ListParagraph"/>
-        <w:numPr>
-          <w:ilvl w:val="0"/>
-          <w:numId w:val="39"/>
-        </w:numPr>
-      </w:pPr>
-      <w:r>
-        <w:rPr>
-          <w:b/>
-          <w:bCs/>
-        </w:rPr>
-        <w:t>Brake Pads Inspection</w:t>
-      </w:r>
-      <w:r>
-        <w:t>: 25,000-70,000 miles</w:t>
-      </w:r>
-    </w:p>
-    <w:p>
-      <w:pPr>
-        <w:pStyle w:val="ListParagraph"/>
-        <w:numPr>
-          <w:ilvl w:val="0"/>
-          <w:numId w:val="39"/>
-        </w:numPr>
-      </w:pPr>
-      <w:r>
-        <w:rPr>
-          <w:b/>
-          <w:bCs/>
-        </w:rPr>
-        <w:t>Battery</w:t>
-      </w:r>
-      <w:r>
-        <w:t>: 30,000-50,000 miles, 3-5 years</w:t>
-      </w:r>
-    </w:p>
-    <w:p>
-      <w:pPr>
-        <w:pStyle w:val="ListParagraph"/>
-        <w:numPr>
-          <w:ilvl w:val="0"/>
-          <w:numId w:val="39"/>
-        </w:numPr>
-      </w:pPr>
-      <w:r>
-        <w:rPr>
-          <w:b/>
-          <w:bCs/>
-        </w:rPr>
-        <w:t>Coolant Flush</w:t>
-      </w:r>
-      <w:r>
-        <w:t>: 30,000-50,000 miles</w:t>
-      </w:r>
-    </w:p>
-    <w:p>
-      <w:pPr>
-        <w:pStyle w:val="ListParagraph"/>
-        <w:numPr>
-          <w:ilvl w:val="0"/>
-          <w:numId w:val="39"/>
-        </w:numPr>
-      </w:pPr>
-      <w:r>
-        <w:rPr>
-          <w:b/>
-          <w:bCs/>
-        </w:rPr>
-        <w:t>Spark Plugs</w:t>
-      </w:r>
-      <w:r>
-        <w:t>: 30,000-100,000 miles</w:t>
-      </w:r>
-    </w:p>
-    <w:p>
-      <w:pPr>
-        <w:pStyle w:val="ListParagraph"/>
-        <w:numPr>
-          <w:ilvl w:val="0"/>
-          <w:numId w:val="39"/>
-        </w:numPr>
-      </w:pPr>
-      <w:r>
-        <w:rPr>
-          <w:b/>
-          <w:bCs/>
-        </w:rPr>
-        <w:t>Brake Fluid</w:t>
-      </w:r>
-      <w:r>
-        <w:t>: 20,000-45,000 miles, 2-3 years</w:t>
-      </w:r>
-    </w:p>
-    <w:p>
-      <w:pPr>
-        <w:pStyle w:val="Heading4"/>
-      </w:pPr>
-      <w:r>
-        <w:t>Service Status States Tested</w:t>
-      </w:r>
-    </w:p>
-    <w:p>
-      <w:pPr>
-        <w:pStyle w:val="ListParagraph"/>
-        <w:numPr>
-          <w:ilvl w:val="0"/>
-          <w:numId w:val="40"/>
-        </w:numPr>
-      </w:pPr>
-      <w:r>
-        <w:rPr>
-          <w:b/>
-          <w:bCs/>
-        </w:rPr>
-        <w:t>OK</w:t>
-      </w:r>
-      <w:r>
-        <w:t>: Service is current and has acceptable mileage/date remaining</w:t>
-      </w:r>
-    </w:p>
-    <w:p>
-      <w:pPr>
-        <w:pStyle w:val="ListParagraph"/>
-        <w:numPr>
-          <w:ilvl w:val="0"/>
-          <w:numId w:val="40"/>
-        </w:numPr>
-      </w:pPr>
-      <w:r>
-        <w:rPr>
-          <w:b/>
-          <w:bCs/>
-        </w:rPr>
-        <w:t>Due Soon</w:t>
-      </w:r>
-      <w:r>
-        <w:t>: Service interval approaching (within 1,000 miles)</w:t>
-      </w:r>
-    </w:p>
-    <w:p>
-      <w:pPr>
-        <w:pStyle w:val="ListParagraph"/>
-        <w:numPr>
-          <w:ilvl w:val="0"/>
-          <w:numId w:val="40"/>
-        </w:numPr>
-      </w:pPr>
-      <w:r>
-        <w:rPr>
-          <w:b/>
-          <w:bCs/>
-        </w:rPr>
-        <w:t>Overdue</w:t>
-      </w:r>
-      <w:r>
-        <w:t>: Service interval exceeded by mileage or date</w:t>
-      </w:r>
-    </w:p>
-    <w:p>
-      <w:pPr>
-        <w:pStyle w:val="ListParagraph"/>
-        <w:numPr>
-          <w:ilvl w:val="0"/>
-          <w:numId w:val="40"/>
-        </w:numPr>
-      </w:pPr>
-      <w:r>
-        <w:rPr>
-          <w:b/>
-          <w:bCs/>
-        </w:rPr>
-        <w:t>Missing</w:t>
-      </w:r>
-      <w:r>
-        <w:t>: Service has never been recorded for the vehicle</w:t>
-      </w:r>
-    </w:p>
-    <w:p>
-      <w:pPr>
-        <w:pStyle w:val="ListParagraph"/>
-        <w:numPr>
-          <w:ilvl w:val="0"/>
-          <w:numId w:val="40"/>
-        </w:numPr>
-      </w:pPr>
-      <w:r>
-        <w:rPr>
-          <w:b/>
-          <w:bCs/>
-        </w:rPr>
-        <w:t>Unknown</w:t>
-      </w:r>
-      <w:r>
-        <w:t>: Service name not recognized in system</w:t>
-      </w:r>
-    </w:p>
-    <w:p>
-      <w:pPr>
-        <w:pStyle w:val="Heading4"/>
-      </w:pPr>
-      <w:r>
-        <w:t>System Testing</w:t>
-      </w:r>
-    </w:p>
-    <w:p>
-      <w:r>
-        <w:t xml:space="preserve">System testing validates the complete application from the user's perspective through realistic usage </w:t>
-      </w:r>
-      <w:proofErr w:type="spellStart"/>
-      <w:r>
-        <w:t>scenarios:</w:t>
-      </w:r>
-    </w:p>
-    <w:p>
-      <w:proofErr w:type="spellEnd"/>
-      <w:r>
-        <w:rPr>
-          <w:b/>
-          <w:bCs/>
-        </w:rPr>
-        <w:t>Example scenarios include:</w:t>
-      </w:r>
-    </w:p>
-    <w:p>
-      <w:pPr>
-        <w:pStyle w:val="ListParagraph"/>
-        <w:numPr>
-          <w:ilvl w:val="0"/>
-          <w:numId w:val="41"/>
-        </w:numPr>
-      </w:pPr>
-      <w:r>
-        <w:t>Add a new vehicle (Toyota Camry, 2020, 50,000 miles)</w:t>
-      </w:r>
-    </w:p>
-    <w:p>
-      <w:pPr>
-        <w:pStyle w:val="ListParagraph"/>
-        <w:numPr>
-          <w:ilvl w:val="0"/>
-          <w:numId w:val="41"/>
-        </w:numPr>
-      </w:pPr>
-      <w:r>
-        <w:t>Log an oil change service at 45,000 miles</w:t>
-      </w:r>
-    </w:p>
-    <w:p>
-      <w:pPr>
-        <w:pStyle w:val="ListParagraph"/>
-        <w:numPr>
-          <w:ilvl w:val="1"/>
-          <w:numId w:val="41"/>
-        </w:numPr>
-      </w:pPr>
-      <w:r>
-        <w:t>System calculates next due: 52,500 miles (</w:t>
-      </w:r>
-      <w:proofErr w:type="gramStart"/>
-      <w:r>
-        <w:t>7,500 mile</w:t>
-      </w:r>
-      <w:proofErr w:type="gramEnd"/>
-      <w:r>
-        <w:t xml:space="preserve"> interval)</w:t>
-      </w:r>
-    </w:p>
-    <w:p>
-      <w:pPr>
-        <w:pStyle w:val="ListParagraph"/>
-        <w:numPr>
-          <w:ilvl w:val="0"/>
-          <w:numId w:val="41"/>
-        </w:numPr>
-      </w:pPr>
-      <w:r>
-        <w:t>Check maintenance status as mileage increases:</w:t>
-      </w:r>
-    </w:p>
-    <w:p>
-      <w:pPr>
-        <w:pStyle w:val="ListParagraph"/>
-        <w:numPr>
-          <w:ilvl w:val="1"/>
-          <w:numId w:val="41"/>
-        </w:numPr>
-      </w:pPr>
-      <w:r>
-        <w:lastRenderedPageBreak/>
-        <w:t>At 51,000 miles: displays "Due Soon"</w:t>
-      </w:r>
-    </w:p>
-    <w:p>
-      <w:pPr>
-        <w:pStyle w:val="ListParagraph"/>
-        <w:numPr>
-          <w:ilvl w:val="1"/>
-          <w:numId w:val="41"/>
-        </w:numPr>
-      </w:pPr>
-      <w:r>
-        <w:t>At 55,000 miles: displays "Overdue"</w:t>
-      </w:r>
-    </w:p>
-    <w:p>
-      <w:pPr>
-        <w:pStyle w:val="ListParagraph"/>
-        <w:numPr>
-          <w:ilvl w:val="0"/>
-          <w:numId w:val="41"/>
-        </w:numPr>
-      </w:pPr>
-      <w:r>
-        <w:t>Edit a vehicle (update model from Focus to Mustang, adjust mileage)</w:t>
-      </w:r>
-    </w:p>
-    <w:p>
-      <w:pPr>
-        <w:pStyle w:val="ListParagraph"/>
-        <w:numPr>
-          <w:ilvl w:val="0"/>
-          <w:numId w:val="41"/>
-        </w:numPr>
-      </w:pPr>
-      <w:r>
-        <w:t>Verify data persists and retrieves correctly</w:t>
-      </w:r>
-    </w:p>
-    <w:p>
-      <w:pPr>
-        <w:pStyle w:val="ListParagraph"/>
-        <w:numPr>
-          <w:ilvl w:val="0"/>
-          <w:numId w:val="41"/>
-        </w:numPr>
-      </w:pPr>
-      <w:r>
-        <w:t>Navigate CLI menu and exit gracefully</w:t>
-      </w:r>
-    </w:p>
-    <w:p>
-      <w:r>
-        <w:rPr>
-          <w:b/>
-          <w:bCs/>
-        </w:rPr>
-        <w:t>Expected Behavior</w:t>
-      </w:r>
-      <w:r>
-        <w:t>: System correctly updates data, calculates service status based on defined rules, displays results through CLI interface, and persists all changes to JSON files across sessions.</w:t>
-      </w:r>
-    </w:p>
-    <w:p>
-      <w:pPr>
-        <w:pStyle w:val="Heading3"/>
-      </w:pPr>
-      <w:bookmarkStart w:name="_Toc224912788" w:id="26"/>
-      <w:r>
-        <w:t>Test Environment</w:t>
-      </w:r>
-      <w:bookmarkEnd w:id="26"/>
-    </w:p>
-    <w:p>
-      <w:pPr>
-        <w:pStyle w:val="ListParagraph"/>
-        <w:numPr>
-          <w:ilvl w:val="0"/>
-          <w:numId w:val="7"/>
-        </w:numPr>
-      </w:pPr>
-      <w:r>
-        <w:rPr>
-          <w:b/>
-          <w:bCs/>
-        </w:rPr>
-        <w:t>Programming Language</w:t>
-      </w:r>
-      <w:r>
-        <w:t>:</w:t>
-      </w:r>
-      <w:r>
-        <w:t xml:space="preserve"> Python</w:t>
-      </w:r>
-      <w:r>
-        <w:t xml:space="preserve"> 3.10+</w:t>
-      </w:r>
-    </w:p>
-    <w:p>
-      <w:pPr>
-        <w:pStyle w:val="ListParagraph"/>
-        <w:numPr>
-          <w:ilvl w:val="0"/>
-          <w:numId w:val="7"/>
-        </w:numPr>
-      </w:pPr>
-      <w:r>
-        <w:rPr>
-          <w:b/>
-          <w:bCs/>
-        </w:rPr>
-        <w:t>Testing Framework</w:t>
-      </w:r>
-      <w:r>
-        <w:t xml:space="preserve">: </w:t>
-      </w:r>
-      <w:proofErr w:type="spellStart"/>
-      <w:r>
-        <w:t>unittest</w:t>
-      </w:r>
-      <w:proofErr w:type="spellEnd"/>
-      <w:r>
-        <w:t xml:space="preserve"> with </w:t>
-      </w:r>
-      <w:proofErr w:type="spellStart"/>
-      <w:proofErr w:type="gramStart"/>
-      <w:r>
-        <w:t>unittest.mock</w:t>
-      </w:r>
-      <w:proofErr w:type="spellEnd"/>
-      <w:proofErr w:type="gramEnd"/>
-    </w:p>
-    <w:p>
-      <w:pPr>
-        <w:pStyle w:val="ListParagraph"/>
-        <w:numPr>
-          <w:ilvl w:val="0"/>
-          <w:numId w:val="7"/>
-        </w:numPr>
-      </w:pPr>
-      <w:r>
-        <w:rPr>
-          <w:b/>
-          <w:bCs/>
-        </w:rPr>
-        <w:t>Execution Environment</w:t>
-      </w:r>
-      <w:r>
-        <w:t>:</w:t>
-      </w:r>
-      <w:r>
-        <w:t xml:space="preserve"> Local development machines</w:t>
-      </w:r>
-    </w:p>
-    <w:p>
-      <w:pPr>
-        <w:pStyle w:val="ListParagraph"/>
-        <w:numPr>
-          <w:ilvl w:val="0"/>
-          <w:numId w:val="7"/>
-        </w:numPr>
-      </w:pPr>
-      <w:r>
-        <w:rPr>
-          <w:b/>
-          <w:bCs/>
-        </w:rPr>
-        <w:t xml:space="preserve">Data </w:t>
-      </w:r>
-      <w:r>
-        <w:rPr>
-          <w:b/>
-          <w:bCs/>
-        </w:rPr>
-        <w:t>Storage</w:t>
-      </w:r>
-      <w:r>
-        <w:t>:</w:t>
-      </w:r>
-      <w:r>
-        <w:rPr>
-          <w:b/>
-          <w:bCs/>
-        </w:rPr>
-        <w:t xml:space="preserve"> </w:t>
-      </w:r>
-      <w:r>
-        <w:t>JSON files (</w:t>
-      </w:r>
-      <w:proofErr w:type="spellStart"/>
-      <w:proofErr w:type="gramStart"/>
-      <w:r>
-        <w:t>vehicles.json</w:t>
-      </w:r>
-      <w:proofErr w:type="spellEnd"/>
-      <w:proofErr w:type="gramEnd"/>
-      <w:r>
-        <w:t xml:space="preserve">, </w:t>
-      </w:r>
-      <w:proofErr w:type="spellStart"/>
-      <w:r>
-        <w:t>service_</w:t>
-      </w:r>
-      <w:proofErr w:type="gramStart"/>
-      <w:r>
-        <w:t>intervals.json</w:t>
-      </w:r>
-      <w:proofErr w:type="spellEnd"/>
-      <w:proofErr w:type="gramEnd"/>
-      <w:r>
-        <w:t>)</w:t>
-      </w:r>
-    </w:p>
-    <w:p>
-      <w:pPr>
-        <w:pStyle w:val="ListParagraph"/>
-        <w:numPr>
-          <w:ilvl w:val="0"/>
-          <w:numId w:val="7"/>
-        </w:numPr>
-      </w:pPr>
-      <w:r>
-        <w:rPr>
-          <w:b/>
-          <w:bCs/>
-        </w:rPr>
-        <w:t>Interface</w:t>
-      </w:r>
-      <w:r>
-        <w:t>:</w:t>
-      </w:r>
-      <w:r>
-        <w:t xml:space="preserve"> Terminal-based </w:t>
-      </w:r>
-      <w:r>
-        <w:t>CLI</w:t>
-      </w:r>
-    </w:p>
-    <w:p>
-      <w:pPr>
-        <w:pStyle w:val="Heading3"/>
-      </w:pPr>
-      <w:bookmarkStart w:name="_Toc224912789" w:id="27"/>
-      <w:r>
-        <w:t>Defect Tracking</w:t>
-      </w:r>
-      <w:bookmarkEnd w:id="27"/>
-    </w:p>
-    <w:p>
-      <w:r>
-        <w:t>Defects identified during testing are documented with the following information: description, steps to reproduce, expected vs. actual behavior, and priority. Bug resolution is prioritized based on severity and impact to core functionality.</w:t>
-      </w:r>
-    </w:p>
-    <w:p>
-      <w:pPr>
-        <w:pStyle w:val="Heading3"/>
-      </w:pPr>
-      <w:r>
-        <w:t>Known Issues &amp; Recommended Improvements</w:t>
-      </w:r>
-    </w:p>
-    <w:p>
-      <w:r>
-        <w:rPr>
-          <w:b/>
-          <w:bCs/>
-        </w:rPr>
-        <w:t>Issue #1: Code Quality &amp; Maintainability</w:t>
-      </w:r>
-      <w:r>
-        <w:t xml:space="preserve"> (Priority: Medium, Severity: Low)</w:t>
-      </w:r>
-    </w:p>
-    <w:p>
-      <w:r>
-        <w:rPr>
-          <w:b/>
-          <w:bCs/>
-        </w:rPr>
-        <w:t>Title</w:t>
-      </w:r>
-      <w:r>
-        <w:t>: Missing Type Annotations, Unused Imports, and Input Validation</w:t>
-      </w:r>
-    </w:p>
-    <w:p>
-      <w:r>
-        <w:rPr>
-          <w:b/>
-          <w:bCs/>
-        </w:rPr>
-        <w:t>Description</w:t>
-      </w:r>
-      <w:r>
-        <w:t>: The project contains several code quality improvements:</w:t>
-      </w:r>
-    </w:p>
-    <w:p>
-      <w:pPr>
-        <w:pStyle w:val="ListParagraph"/>
-        <w:numPr>
-          <w:ilvl w:val="0"/>
-          <w:numId w:val="42"/>
-        </w:numPr>
-      </w:pPr>
-      <w:r>
-        <w:t>Functions and methods lack type annotations, reducing static analysis and readability</w:t>
-      </w:r>
-    </w:p>
-    <w:p>
-      <w:pPr>
-        <w:pStyle w:val="ListParagraph"/>
-        <w:numPr>
-          <w:ilvl w:val="0"/>
-          <w:numId w:val="42"/>
-        </w:numPr>
-      </w:pPr>
-      <w:r>
-        <w:t>Unused imports are present in some modules</w:t>
-      </w:r>
-    </w:p>
-    <w:p>
-      <w:pPr>
-        <w:pStyle w:val="ListParagraph"/>
-        <w:numPr>
-          <w:ilvl w:val="0"/>
-          <w:numId w:val="42"/>
-        </w:numPr>
-      </w:pPr>
-      <w:r>
-        <w:t xml:space="preserve">User input conversion (e.g., </w:t>
-      </w:r>
-      <w:r>
-        <w:rPr>
-          <w:rFonts w:ascii="Consolas" w:hAnsi="Consolas" w:cs="Consolas"/>
-        </w:rPr>
-        <w:t>int(input(...))</w:t>
-      </w:r>
-      <w:r>
-        <w:t>) lacks error handling in CLI</w:t>
-      </w:r>
-    </w:p>
-    <w:p>
-      <w:pPr>
-        <w:pStyle w:val="ListParagraph"/>
-        <w:numPr>
-          <w:ilvl w:val="0"/>
-          <w:numId w:val="42"/>
-        </w:numPr>
-      </w:pPr>
-      <w:r>
-        <w:t>Unused or redundant imports could be consolidated</w:t>
-      </w:r>
-    </w:p>
-    <w:p>
-      <w:r>
-        <w:rPr>
-          <w:b/>
-          <w:bCs/>
-        </w:rPr>
-        <w:t>Recommended Actions</w:t>
-      </w:r>
-      <w:r>
-        <w:t>:</w:t>
-      </w:r>
-    </w:p>
-    <w:p>
-      <w:pPr>
-        <w:pStyle w:val="ListParagraph"/>
-        <w:numPr>
-          <w:ilvl w:val="0"/>
-          <w:numId w:val="43"/>
-        </w:numPr>
-      </w:pPr>
-      <w:r>
-        <w:t xml:space="preserve">Add type annotations to all functions and methods (e.g., </w:t>
-      </w:r>
-      <w:r>
-        <w:rPr>
-          <w:rFonts w:ascii="Consolas" w:hAnsi="Consolas" w:cs="Consolas"/>
-        </w:rPr>
-        <w:t xml:space="preserve">def </w:t>
-      </w:r>
-      <w:proofErr w:type="spellStart"/>
-      <w:r>
-        <w:rPr>
-          <w:rFonts w:ascii="Consolas" w:hAnsi="Consolas" w:cs="Consolas"/>
-        </w:rPr>
-        <w:t>add_</w:t>
-      </w:r>
-      <w:proofErr w:type="gramStart"/>
-      <w:r>
-        <w:rPr>
-          <w:rFonts w:ascii="Consolas" w:hAnsi="Consolas" w:cs="Consolas"/>
-        </w:rPr>
-        <w:t>vehicle</w:t>
-      </w:r>
-      <w:proofErr w:type="spellEnd"/>
-      <w:r>
-        <w:rPr>
-          <w:rFonts w:ascii="Consolas" w:hAnsi="Consolas" w:cs="Consolas"/>
-        </w:rPr>
-        <w:t>(</w:t>
-      </w:r>
-      <w:proofErr w:type="gramEnd"/>
-      <w:r>
-        <w:rPr>
-          <w:rFonts w:ascii="Consolas" w:hAnsi="Consolas" w:cs="Consolas"/>
-        </w:rPr>
-        <w:t>self, make: str, model: str, year: int, mileage: int) -&gt; None</w:t>
-      </w:r>
-      <w:r>
-        <w:t>)</w:t>
-      </w:r>
-    </w:p>
-    <w:p>
-      <w:pPr>
-        <w:pStyle w:val="ListParagraph"/>
-        <w:numPr>
-          <w:ilvl w:val="0"/>
-          <w:numId w:val="43"/>
-        </w:numPr>
-      </w:pPr>
-      <w:r>
-        <w:t>Remove unused imports</w:t>
-      </w:r>
-    </w:p>
-    <w:p>
-      <w:pPr>
-        <w:pStyle w:val="ListParagraph"/>
-        <w:numPr>
-          <w:ilvl w:val="0"/>
-          <w:numId w:val="43"/>
-        </w:numPr>
-      </w:pPr>
-      <w:r>
-        <w:lastRenderedPageBreak/>
-        <w:t xml:space="preserve">Wrap user input conversions in try-except blocks to handle </w:t>
-      </w:r>
-      <w:proofErr w:type="spellStart"/>
-      <w:r>
-        <w:rPr>
-          <w:rFonts w:ascii="Consolas" w:hAnsi="Consolas" w:cs="Consolas"/>
-        </w:rPr>
-        <w:t>ValueError</w:t>
-      </w:r>
-      <w:proofErr w:type="spellEnd"/>
-      <w:r>
-        <w:t xml:space="preserve"> on invalid input</w:t>
-      </w:r>
-    </w:p>
-    <w:p>
-      <w:pPr>
-        <w:pStyle w:val="ListParagraph"/>
-        <w:numPr>
-          <w:ilvl w:val="0"/>
-          <w:numId w:val="43"/>
-        </w:numPr>
-      </w:pPr>
-      <w:r>
-        <w:t>Consolidate repeated imports</w:t>
-      </w:r>
-    </w:p>
-    <w:p>
-      <w:r>
-        <w:rPr>
-          <w:b/>
-          <w:bCs/>
-        </w:rPr>
-        <w:t>Environment</w:t>
-      </w:r>
-      <w:r>
-        <w:t>:</w:t>
-      </w:r>
-    </w:p>
-    <w:p>
-      <w:pPr>
-        <w:pStyle w:val="ListParagraph"/>
-        <w:numPr>
-          <w:ilvl w:val="0"/>
-          <w:numId w:val="44"/>
-        </w:numPr>
-      </w:pPr>
-      <w:r>
-        <w:rPr>
-          <w:b/>
-          <w:bCs/>
-        </w:rPr>
-        <w:t>OS</w:t>
-      </w:r>
-      <w:r>
-        <w:t>: Windows</w:t>
-      </w:r>
-    </w:p>
-    <w:p>
-      <w:pPr>
-        <w:pStyle w:val="ListParagraph"/>
-        <w:numPr>
-          <w:ilvl w:val="0"/>
-          <w:numId w:val="44"/>
-        </w:numPr>
-      </w:pPr>
-      <w:r>
-        <w:rPr>
-          <w:b/>
-          <w:bCs/>
-        </w:rPr>
-        <w:t>Python version</w:t>
-      </w:r>
-      <w:r>
-        <w:t>: 3.11</w:t>
-      </w:r>
-    </w:p>
-    <w:p>
-      <w:pPr>
-        <w:pStyle w:val="ListParagraph"/>
-        <w:numPr>
-          <w:ilvl w:val="0"/>
-          <w:numId w:val="44"/>
-        </w:numPr>
-      </w:pPr>
-      <w:r>
-        <w:rPr>
-          <w:b/>
-          <w:bCs/>
-        </w:rPr>
-        <w:t>Project location</w:t>
-      </w:r>
-      <w:r>
-        <w:t>: D:/VSCode/Classes/The-Backlog-Blackhole</w:t>
-      </w:r>
-    </w:p>
-    <w:p>
-      <w:r>
-        <w:rPr>
-          <w:b/>
-          <w:bCs/>
-        </w:rPr>
-        <w:t>Assignee</w:t>
-      </w:r>
-      <w:r>
-        <w:t>: Future Sprint</w:t>
-      </w:r>
-    </w:p>
-    <w:p>
-      <w:pPr>
-        <w:pStyle w:val="Heading2"/>
-      </w:pPr>
-      <w:bookmarkStart w:name="_Toc224912792" w:id="28"/>
-      <w:r>
-        <w:t xml:space="preserve">Quality </w:t>
-      </w:r>
-      <w:r>
-        <w:t>Assessment</w:t>
-      </w:r>
-      <w:bookmarkEnd w:id="28"/>
-    </w:p>
-    <w:p>
-      <w:pPr>
-        <w:pStyle w:val="Heading3"/>
-      </w:pPr>
-      <w:bookmarkStart w:name="_Toc224912793" w:id="29"/>
-      <w:r>
-        <w:t>Design Metric</w:t>
-      </w:r>
-      <w:bookmarkEnd w:id="29"/>
-    </w:p>
-    <w:p>
-      <w:r>
-        <w:t xml:space="preserve">Measures the degree of dependency (coupling) between different modules. Lower coupling is desirable because it means components are more independent and maintainable. The current architecture separates concerns well with Model, </w:t>
-      </w:r>
-      <w:proofErr w:type="spellStart"/>
-      <w:r>
-        <w:t>DataHandler</w:t>
-      </w:r>
-      <w:proofErr w:type="spellEnd"/>
-      <w:r>
-        <w:t>, Controller, and CLI layers.</w:t>
-      </w:r>
-    </w:p>
-    <w:p>
-      <w:pPr>
-        <w:pStyle w:val="Heading3"/>
-      </w:pPr>
-      <w:bookmarkStart w:name="_Toc224912794" w:id="30"/>
-      <w:r>
-        <w:t>Testing Metric</w:t>
-      </w:r>
-      <w:bookmarkEnd w:id="30"/>
-    </w:p>
-    <w:p>
-      <w:r>
-        <w:t>Measures the percentage of code that is executed during testing. Higher test coverage indicates that more of the system has been tested, increasing confidence that the application behaves correctly and reducing the likelihood of undetected bugs</w:t>
-      </w:r>
-      <w:r>
-        <w:t>.</w:t>
-      </w:r>
-    </w:p>
-    <w:p>
-      <w:pPr>
-        <w:pStyle w:val="Heading3"/>
-      </w:pPr>
-      <w:bookmarkStart w:name="_Toc224912795" w:id="31"/>
-      <w:r>
-        <w:t>QA Metric</w:t>
-      </w:r>
-      <w:bookmarkEnd w:id="31"/>
-    </w:p>
-    <w:p>
-      <w:r>
-        <w:t>Measures the number of defects relative to the size of the codebase (e.g., defects per lines of code). This metric helps assess overall software quality, with lower defect density indicating a more stable and reliable system</w:t>
-      </w:r>
-      <w:r>
-        <w:t>.</w:t>
-      </w:r>
-    </w:p>
-    <w:p>
-      <w:pPr>
-        <w:pStyle w:val="Heading3"/>
-      </w:pPr>
-      <w:bookmarkStart w:name="_Toc224912796" w:id="32"/>
-      <w:r>
-        <w:t>Process Metric</w:t>
-      </w:r>
-      <w:bookmarkEnd w:id="32"/>
-    </w:p>
-    <w:p>
-      <w:r>
-        <w:t>Measures the amount of work completed during a sprint, typically in story points or tasks. This metric helps the team estimate future work, track productivity, and improve planning accuracy over time</w:t>
-      </w:r>
-      <w:r>
-        <w:t>.</w:t>
-      </w:r>
-    </w:p>
-    <w:p>
-      <w:pPr>
-        <w:pStyle w:val="Heading3"/>
-      </w:pPr>
-      <w:bookmarkStart w:name="_Toc224912797" w:id="33"/>
-      <w:r>
-        <w:t>Maintenance Metric</w:t>
-      </w:r>
-      <w:bookmarkEnd w:id="33"/>
-    </w:p>
-    <w:p>
-      <w:r>
-        <w:t>Measures the average time required to resolve identified defects. This metric is useful for evaluating the efficiency of the development and debugging process, with shorter times indicating faster response to issues and better maintainability</w:t>
-      </w:r>
-      <w:r>
-        <w:t>.</w:t>
+      </w:pPr>
+      <w:r>
+        <w:t>“Logging a service doesn’t validate the date. If I enter ‘Service data: banana’ it’ll likely break when parsed later.”</w:t>
       </w:r>
     </w:p>
     <w:sectPr>
